--- a/_site/teaching_materials/example2_statistics_estonia.docx
+++ b/_site/teaching_materials/example2_statistics_estonia.docx
@@ -7,7 +7,7 @@
         <w:pStyle w:val="Title"/>
       </w:pPr>
       <w:r>
-        <w:t xml:space="preserve">Example 2: Fetch from Statistics Estonia with R</w:t>
+        <w:t xml:space="preserve">Example 2: Fetch data from Statistics Estonia with R</w:t>
       </w:r>
     </w:p>
     <w:p>
@@ -26,6 +26,41 @@
         <w:t xml:space="preserve">2025-04-17</w:t>
       </w:r>
     </w:p>
+    <w:sdt>
+      <w:sdtPr>
+        <w:docPartObj>
+          <w:docPartGallery w:val="Table of Contents"/>
+          <w:docPartUnique/>
+        </w:docPartObj>
+      </w:sdtPr>
+      <w:sdtContent>
+        <w:p>
+          <w:pPr>
+            <w:pStyle w:val="TOCHeading"/>
+          </w:pPr>
+          <w:r>
+            <w:t xml:space="preserve">Table of contents</w:t>
+          </w:r>
+        </w:p>
+        <w:p>
+          <w:r>
+            <w:fldChar w:fldCharType="begin" w:dirty="true"/>
+            <w:instrText xml:space="preserve">TOC \o "1-3" \h \z \u</w:instrText>
+            <w:fldChar w:fldCharType="separate"/>
+            <w:fldChar w:fldCharType="end"/>
+          </w:r>
+        </w:p>
+      </w:sdtContent>
+    </w:sdt>
+    <w:bookmarkStart w:id="20" w:name="setup-r"/>
+    <w:p>
+      <w:pPr>
+        <w:pStyle w:val="Heading2"/>
+      </w:pPr>
+      <w:r>
+        <w:t xml:space="preserve">1 Setup R</w:t>
+      </w:r>
+    </w:p>
     <w:p>
       <w:pPr>
         <w:pStyle w:val="SourceCode"/>
@@ -46,7 +81,7 @@
         <w:rPr>
           <w:rStyle w:val="CommentTok"/>
         </w:rPr>
-        <w:t xml:space="preserve"># for compiling Quarto presentations</w:t>
+        <w:t xml:space="preserve"># for compiling Quarto presentations and documents</w:t>
       </w:r>
       <w:r>
         <w:br/>
@@ -61,7 +96,13 @@
         <w:rPr>
           <w:rStyle w:val="NormalTok"/>
         </w:rPr>
-        <w:t xml:space="preserve">(pxweb)</w:t>
+        <w:t xml:space="preserve">(pxweb) </w:t>
+      </w:r>
+      <w:r>
+        <w:rPr>
+          <w:rStyle w:val="CommentTok"/>
+        </w:rPr>
+        <w:t xml:space="preserve"># query and fetch data from Statistics Estonia</w:t>
       </w:r>
       <w:r>
         <w:br/>
@@ -84,14 +125,36 @@
         </w:rPr>
         <w:t xml:space="preserve"># dplyr, ggplot2, readr, etc.</w:t>
       </w:r>
-    </w:p>
-    <w:bookmarkStart w:id="23" w:name="Xc170740ca9dfc8bf698317056d065815f05f66d"/>
+      <w:r>
+        <w:br/>
+      </w:r>
+      <w:r>
+        <w:rPr>
+          <w:rStyle w:val="FunctionTok"/>
+        </w:rPr>
+        <w:t xml:space="preserve">library</w:t>
+      </w:r>
+      <w:r>
+        <w:rPr>
+          <w:rStyle w:val="NormalTok"/>
+        </w:rPr>
+        <w:t xml:space="preserve">(here)  </w:t>
+      </w:r>
+      <w:r>
+        <w:rPr>
+          <w:rStyle w:val="CommentTok"/>
+        </w:rPr>
+        <w:t xml:space="preserve"># path settings</w:t>
+      </w:r>
+    </w:p>
+    <w:bookmarkEnd w:id="20"/>
+    <w:bookmarkStart w:id="24" w:name="Xc170740ca9dfc8bf698317056d065815f05f66d"/>
     <w:p>
       <w:pPr>
         <w:pStyle w:val="Heading2"/>
       </w:pPr>
       <w:r>
-        <w:t xml:space="preserve">Accessing Statistics Estonia Data with</w:t>
+        <w:t xml:space="preserve">2 Accessing Statistics Estonia Data with</w:t>
       </w:r>
       <w:r>
         <w:t xml:space="preserve"> </w:t>
@@ -111,7 +174,7 @@
           <w:numId w:val="1001"/>
         </w:numPr>
       </w:pPr>
-      <w:hyperlink r:id="rId20">
+      <w:hyperlink r:id="rId21">
         <w:r>
           <w:rPr>
             <w:rStyle w:val="Hyperlink"/>
@@ -145,12 +208,28 @@
         </w:numPr>
       </w:pPr>
       <w:r>
-        <w:t xml:space="preserve">No dedicated R package for</w:t>
-      </w:r>
-      <w:r>
-        <w:t xml:space="preserve"> </w:t>
-      </w:r>
-      <w:hyperlink r:id="rId21">
+        <w:t xml:space="preserve">There is</w:t>
+      </w:r>
+      <w:r>
+        <w:t xml:space="preserve"> </w:t>
+      </w:r>
+      <w:r>
+        <w:rPr>
+          <w:b/>
+          <w:bCs/>
+        </w:rPr>
+        <w:t xml:space="preserve">no dedicated R package</w:t>
+      </w:r>
+      <w:r>
+        <w:t xml:space="preserve"> </w:t>
+      </w:r>
+      <w:r>
+        <w:t xml:space="preserve">for</w:t>
+      </w:r>
+      <w:r>
+        <w:t xml:space="preserve"> </w:t>
+      </w:r>
+      <w:hyperlink r:id="rId22">
         <w:r>
           <w:rPr>
             <w:rStyle w:val="Hyperlink"/>
@@ -168,7 +247,14 @@
         </w:numPr>
       </w:pPr>
       <w:r>
-        <w:t xml:space="preserve">But: you can access data using the</w:t>
+        <w:rPr>
+          <w:b/>
+          <w:bCs/>
+        </w:rPr>
+        <w:t xml:space="preserve">However</w:t>
+      </w:r>
+      <w:r>
+        <w:t xml:space="preserve">, you can access the data using the</w:t>
       </w:r>
       <w:r>
         <w:t xml:space="preserve"> </w:t>
@@ -195,7 +281,7 @@
         </w:numPr>
       </w:pPr>
       <w:r>
-        <w:t xml:space="preserve">Based on the</w:t>
+        <w:t xml:space="preserve">It is based on the</w:t>
       </w:r>
       <w:r>
         <w:t xml:space="preserve"> </w:t>
@@ -208,7 +294,7 @@
         <w:t xml:space="preserve">PX-WEB API</w:t>
       </w:r>
       <w:r>
-        <w:t xml:space="preserve">, which is also used by many Nordic stats agencies</w:t>
+        <w:t xml:space="preserve">, also used by many Nordic statistical agencies</w:t>
       </w:r>
     </w:p>
     <w:p>
@@ -218,36 +304,84 @@
         </w:pict>
       </w:r>
     </w:p>
-    <w:bookmarkStart w:id="22" w:name="how-to-identify-variables"/>
+    <w:bookmarkStart w:id="23" w:name="data-access-options"/>
     <w:p>
       <w:pPr>
         <w:pStyle w:val="Heading3"/>
       </w:pPr>
       <w:r>
-        <w:t xml:space="preserve">🔍 How to Identify Variables</w:t>
-      </w:r>
-    </w:p>
-    <w:bookmarkEnd w:id="22"/>
-    <w:bookmarkEnd w:id="23"/>
-    <w:bookmarkStart w:id="27" w:name="how-to-identify-query-variables"/>
-    <w:p>
-      <w:pPr>
-        <w:pStyle w:val="Heading2"/>
-      </w:pPr>
-      <w:r>
-        <w:t xml:space="preserve">How to Identify Query Variables</w:t>
-      </w:r>
-    </w:p>
-    <w:p>
-      <w:pPr>
-        <w:pStyle w:val="Compact"/>
+        <w:t xml:space="preserve">2.1 Data Access Options</w:t>
+      </w:r>
+    </w:p>
+    <w:p>
+      <w:pPr>
         <w:numPr>
           <w:ilvl w:val="0"/>
           <w:numId w:val="1002"/>
         </w:numPr>
       </w:pPr>
       <w:r>
-        <w:t xml:space="preserve">🧠 Use either:</w:t>
+        <w:rPr>
+          <w:b/>
+          <w:bCs/>
+        </w:rPr>
+        <w:t xml:space="preserve">Interactive Access</w:t>
+      </w:r>
+      <w:r>
+        <w:br/>
+      </w:r>
+      <w:r>
+        <w:t xml:space="preserve">Browse tables and build queries via the Statistics Estonia website</w:t>
+      </w:r>
+    </w:p>
+    <w:p>
+      <w:pPr>
+        <w:numPr>
+          <w:ilvl w:val="0"/>
+          <w:numId w:val="1002"/>
+        </w:numPr>
+      </w:pPr>
+      <w:r>
+        <w:rPr>
+          <w:b/>
+          <w:bCs/>
+        </w:rPr>
+        <w:t xml:space="preserve">Direct Programmatic Query</w:t>
+      </w:r>
+      <w:r>
+        <w:br/>
+      </w:r>
+      <w:r>
+        <w:t xml:space="preserve">Use the API endpoint (a</w:t>
+      </w:r>
+      <w:r>
+        <w:t xml:space="preserve"> </w:t>
+      </w:r>
+      <w:r>
+        <w:rPr>
+          <w:i/>
+          <w:iCs/>
+        </w:rPr>
+        <w:t xml:space="preserve">URL</w:t>
+      </w:r>
+      <w:r>
+        <w:t xml:space="preserve">) and supply</w:t>
+      </w:r>
+      <w:r>
+        <w:t xml:space="preserve"> </w:t>
+      </w:r>
+      <w:r>
+        <w:rPr>
+          <w:b/>
+          <w:bCs/>
+        </w:rPr>
+        <w:t xml:space="preserve">key-value pairs</w:t>
+      </w:r>
+      <w:r>
+        <w:t xml:space="preserve"> </w:t>
+      </w:r>
+      <w:r>
+        <w:t xml:space="preserve">to specify:</w:t>
       </w:r>
     </w:p>
     <w:p>
@@ -259,28 +393,7 @@
         </w:numPr>
       </w:pPr>
       <w:r>
-        <w:t xml:space="preserve">Programmatically via the metadata (</w:t>
-      </w:r>
-      <w:r>
-        <w:rPr>
-          <w:rStyle w:val="VerbatimChar"/>
-        </w:rPr>
-        <w:t xml:space="preserve">pxweb_get()</w:t>
-      </w:r>
-      <w:r>
-        <w:t xml:space="preserve">,</w:t>
-      </w:r>
-      <w:r>
-        <w:t xml:space="preserve"> </w:t>
-      </w:r>
-      <w:r>
-        <w:rPr>
-          <w:rStyle w:val="VerbatimChar"/>
-        </w:rPr>
-        <w:t xml:space="preserve">pxweb_get_metadata()</w:t>
-      </w:r>
-      <w:r>
-        <w:t xml:space="preserve">)</w:t>
+        <w:t xml:space="preserve">Variables (e.g., indicators, time, sector)</w:t>
       </w:r>
     </w:p>
     <w:p>
@@ -292,17 +405,18 @@
         </w:numPr>
       </w:pPr>
       <w:r>
-        <w:t xml:space="preserve">From the Statistics Estonia web interface – click</w:t>
-      </w:r>
-      <w:r>
-        <w:t xml:space="preserve"> </w:t>
-      </w:r>
-      <w:r>
-        <w:rPr>
-          <w:b/>
-          <w:bCs/>
-        </w:rPr>
-        <w:t xml:space="preserve">“API query for this table”</w:t>
+        <w:t xml:space="preserve">Values or selections for each variable</w:t>
+      </w:r>
+    </w:p>
+    <w:bookmarkEnd w:id="23"/>
+    <w:bookmarkEnd w:id="24"/>
+    <w:bookmarkStart w:id="25" w:name="find-and-download-data-interactively"/>
+    <w:p>
+      <w:pPr>
+        <w:pStyle w:val="Heading2"/>
+      </w:pPr>
+      <w:r>
+        <w:t xml:space="preserve">3 Find and download data interactively</w:t>
       </w:r>
     </w:p>
     <w:p>
@@ -311,408 +425,485 @@
       </w:pPr>
       <w:r>
         <w:rPr>
-          <w:rStyle w:val="NormalTok"/>
-        </w:rPr>
-        <w:t xml:space="preserve">pa111_meta </w:t>
+          <w:rStyle w:val="FunctionTok"/>
+        </w:rPr>
+        <w:t xml:space="preserve">pxweb_interactive</w:t>
+      </w:r>
+      <w:r>
+        <w:rPr>
+          <w:rStyle w:val="NormalTok"/>
+        </w:rPr>
+        <w:t xml:space="preserve">() </w:t>
+      </w:r>
+      <w:r>
+        <w:rPr>
+          <w:rStyle w:val="CommentTok"/>
+        </w:rPr>
+        <w:t xml:space="preserve"># All available databases</w:t>
+      </w:r>
+      <w:r>
+        <w:br/>
+      </w:r>
+      <w:r>
+        <w:rPr>
+          <w:rStyle w:val="FunctionTok"/>
+        </w:rPr>
+        <w:t xml:space="preserve">pxweb_interactive</w:t>
+      </w:r>
+      <w:r>
+        <w:rPr>
+          <w:rStyle w:val="NormalTok"/>
+        </w:rPr>
+        <w:t xml:space="preserve">(</w:t>
+      </w:r>
+      <w:r>
+        <w:rPr>
+          <w:rStyle w:val="StringTok"/>
+        </w:rPr>
+        <w:t xml:space="preserve">"https://andmed.stat.ee/api/v1/en/stat"</w:t>
+      </w:r>
+      <w:r>
+        <w:rPr>
+          <w:rStyle w:val="NormalTok"/>
+        </w:rPr>
+        <w:t xml:space="preserve">) </w:t>
+      </w:r>
+      <w:r>
+        <w:rPr>
+          <w:rStyle w:val="CommentTok"/>
+        </w:rPr>
+        <w:t xml:space="preserve"># Statistics Estonia</w:t>
+      </w:r>
+    </w:p>
+    <w:p>
+      <w:pPr>
+        <w:pStyle w:val="SourceCode"/>
+      </w:pPr>
+      <w:r>
+        <w:rPr>
+          <w:rStyle w:val="SpecialCharTok"/>
+        </w:rPr>
+        <w:t xml:space="preserve">==</w:t>
+      </w:r>
+      <w:r>
+        <w:rPr>
+          <w:rStyle w:val="ErrorTok"/>
+        </w:rPr>
+        <w:t xml:space="preserve">==========================================================================================================================</w:t>
+      </w:r>
+      <w:r>
+        <w:br/>
+      </w:r>
+      <w:r>
+        <w:rPr>
+          <w:rStyle w:val="NormalTok"/>
+        </w:rPr>
+        <w:t xml:space="preserve"> R PXWEB</w:t>
+      </w:r>
+      <w:r>
+        <w:rPr>
+          <w:rStyle w:val="SpecialCharTok"/>
+        </w:rPr>
+        <w:t xml:space="preserve">:</w:t>
+      </w:r>
+      <w:r>
+        <w:rPr>
+          <w:rStyle w:val="NormalTok"/>
+        </w:rPr>
+        <w:t xml:space="preserve"> Content of </w:t>
+      </w:r>
+      <w:r>
+        <w:rPr>
+          <w:rStyle w:val="StringTok"/>
+        </w:rPr>
+        <w:t xml:space="preserve">'andmed.stat.ee'</w:t>
+      </w:r>
+      <w:r>
+        <w:br/>
+      </w:r>
+      <w:r>
+        <w:rPr>
+          <w:rStyle w:val="NormalTok"/>
+        </w:rPr>
+        <w:t xml:space="preserve">          at </w:t>
+      </w:r>
+      <w:r>
+        <w:rPr>
+          <w:rStyle w:val="StringTok"/>
+        </w:rPr>
+        <w:t xml:space="preserve">'/api/v1/en/stat'</w:t>
+      </w:r>
+      <w:r>
+        <w:br/>
+      </w:r>
+      <w:r>
+        <w:rPr>
+          <w:rStyle w:val="SpecialCharTok"/>
+        </w:rPr>
+        <w:t xml:space="preserve">==</w:t>
+      </w:r>
+      <w:r>
+        <w:rPr>
+          <w:rStyle w:val="ErrorTok"/>
+        </w:rPr>
+        <w:t xml:space="preserve">==========================================================================================================================</w:t>
+      </w:r>
+      <w:r>
+        <w:br/>
+      </w:r>
+      <w:r>
+        <w:rPr>
+          <w:rStyle w:val="NormalTok"/>
+        </w:rPr>
+        <w:t xml:space="preserve"> [ </w:t>
+      </w:r>
+      <w:r>
+        <w:rPr>
+          <w:rStyle w:val="DecValTok"/>
+        </w:rPr>
+        <w:t xml:space="preserve">1</w:t>
+      </w:r>
+      <w:r>
+        <w:rPr>
+          <w:rStyle w:val="NormalTok"/>
+        </w:rPr>
+        <w:t xml:space="preserve"> ] </w:t>
+      </w:r>
+      <w:r>
+        <w:rPr>
+          <w:rStyle w:val="SpecialCharTok"/>
+        </w:rPr>
+        <w:t xml:space="preserve">:</w:t>
+      </w:r>
+      <w:r>
+        <w:rPr>
+          <w:rStyle w:val="NormalTok"/>
+        </w:rPr>
+        <w:t xml:space="preserve"> Environment</w:t>
+      </w:r>
+      <w:r>
+        <w:br/>
+      </w:r>
+      <w:r>
+        <w:rPr>
+          <w:rStyle w:val="NormalTok"/>
+        </w:rPr>
+        <w:t xml:space="preserve"> [ </w:t>
+      </w:r>
+      <w:r>
+        <w:rPr>
+          <w:rStyle w:val="DecValTok"/>
+        </w:rPr>
+        <w:t xml:space="preserve">2</w:t>
+      </w:r>
+      <w:r>
+        <w:rPr>
+          <w:rStyle w:val="NormalTok"/>
+        </w:rPr>
+        <w:t xml:space="preserve"> ] </w:t>
+      </w:r>
+      <w:r>
+        <w:rPr>
+          <w:rStyle w:val="SpecialCharTok"/>
+        </w:rPr>
+        <w:t xml:space="preserve">:</w:t>
+      </w:r>
+      <w:r>
+        <w:rPr>
+          <w:rStyle w:val="NormalTok"/>
+        </w:rPr>
+        <w:t xml:space="preserve"> Economy</w:t>
+      </w:r>
+      <w:r>
+        <w:br/>
+      </w:r>
+      <w:r>
+        <w:rPr>
+          <w:rStyle w:val="NormalTok"/>
+        </w:rPr>
+        <w:t xml:space="preserve"> [ </w:t>
+      </w:r>
+      <w:r>
+        <w:rPr>
+          <w:rStyle w:val="DecValTok"/>
+        </w:rPr>
+        <w:t xml:space="preserve">3</w:t>
+      </w:r>
+      <w:r>
+        <w:rPr>
+          <w:rStyle w:val="NormalTok"/>
+        </w:rPr>
+        <w:t xml:space="preserve"> ] </w:t>
+      </w:r>
+      <w:r>
+        <w:rPr>
+          <w:rStyle w:val="SpecialCharTok"/>
+        </w:rPr>
+        <w:t xml:space="preserve">:</w:t>
+      </w:r>
+      <w:r>
+        <w:rPr>
+          <w:rStyle w:val="NormalTok"/>
+        </w:rPr>
+        <w:t xml:space="preserve"> Population</w:t>
+      </w:r>
+      <w:r>
+        <w:br/>
+      </w:r>
+      <w:r>
+        <w:rPr>
+          <w:rStyle w:val="NormalTok"/>
+        </w:rPr>
+        <w:t xml:space="preserve"> [ </w:t>
+      </w:r>
+      <w:r>
+        <w:rPr>
+          <w:rStyle w:val="DecValTok"/>
+        </w:rPr>
+        <w:t xml:space="preserve">4</w:t>
+      </w:r>
+      <w:r>
+        <w:rPr>
+          <w:rStyle w:val="NormalTok"/>
+        </w:rPr>
+        <w:t xml:space="preserve"> ] </w:t>
+      </w:r>
+      <w:r>
+        <w:rPr>
+          <w:rStyle w:val="SpecialCharTok"/>
+        </w:rPr>
+        <w:t xml:space="preserve">:</w:t>
+      </w:r>
+      <w:r>
+        <w:rPr>
+          <w:rStyle w:val="NormalTok"/>
+        </w:rPr>
+        <w:t xml:space="preserve"> Social life</w:t>
+      </w:r>
+      <w:r>
+        <w:br/>
+      </w:r>
+      <w:r>
+        <w:rPr>
+          <w:rStyle w:val="NormalTok"/>
+        </w:rPr>
+        <w:t xml:space="preserve"> [ </w:t>
+      </w:r>
+      <w:r>
+        <w:rPr>
+          <w:rStyle w:val="DecValTok"/>
+        </w:rPr>
+        <w:t xml:space="preserve">5</w:t>
+      </w:r>
+      <w:r>
+        <w:rPr>
+          <w:rStyle w:val="NormalTok"/>
+        </w:rPr>
+        <w:t xml:space="preserve"> ] </w:t>
+      </w:r>
+      <w:r>
+        <w:rPr>
+          <w:rStyle w:val="SpecialCharTok"/>
+        </w:rPr>
+        <w:t xml:space="preserve">:</w:t>
+      </w:r>
+      <w:r>
+        <w:rPr>
+          <w:rStyle w:val="NormalTok"/>
+        </w:rPr>
+        <w:t xml:space="preserve"> Multidomain statistics</w:t>
+      </w:r>
+      <w:r>
+        <w:br/>
+      </w:r>
+      <w:r>
+        <w:rPr>
+          <w:rStyle w:val="NormalTok"/>
+        </w:rPr>
+        <w:t xml:space="preserve"> [ </w:t>
+      </w:r>
+      <w:r>
+        <w:rPr>
+          <w:rStyle w:val="DecValTok"/>
+        </w:rPr>
+        <w:t xml:space="preserve">6</w:t>
+      </w:r>
+      <w:r>
+        <w:rPr>
+          <w:rStyle w:val="NormalTok"/>
+        </w:rPr>
+        <w:t xml:space="preserve"> ] </w:t>
+      </w:r>
+      <w:r>
+        <w:rPr>
+          <w:rStyle w:val="SpecialCharTok"/>
+        </w:rPr>
+        <w:t xml:space="preserve">:</w:t>
+      </w:r>
+      <w:r>
+        <w:rPr>
+          <w:rStyle w:val="NormalTok"/>
+        </w:rPr>
+        <w:t xml:space="preserve"> Population and Housing Census</w:t>
+      </w:r>
+      <w:r>
+        <w:br/>
+      </w:r>
+      <w:r>
+        <w:rPr>
+          <w:rStyle w:val="NormalTok"/>
+        </w:rPr>
+        <w:t xml:space="preserve"> [ </w:t>
+      </w:r>
+      <w:r>
+        <w:rPr>
+          <w:rStyle w:val="DecValTok"/>
+        </w:rPr>
+        <w:t xml:space="preserve">7</w:t>
+      </w:r>
+      <w:r>
+        <w:rPr>
+          <w:rStyle w:val="NormalTok"/>
+        </w:rPr>
+        <w:t xml:space="preserve"> ] </w:t>
+      </w:r>
+      <w:r>
+        <w:rPr>
+          <w:rStyle w:val="SpecialCharTok"/>
+        </w:rPr>
+        <w:t xml:space="preserve">:</w:t>
+      </w:r>
+      <w:r>
+        <w:rPr>
+          <w:rStyle w:val="NormalTok"/>
+        </w:rPr>
+        <w:t xml:space="preserve"> Discontinued datasets</w:t>
+      </w:r>
+      <w:r>
+        <w:br/>
+      </w:r>
+      <w:r>
+        <w:rPr>
+          <w:rStyle w:val="SpecialCharTok"/>
+        </w:rPr>
+        <w:t xml:space="preserve">==</w:t>
+      </w:r>
+      <w:r>
+        <w:rPr>
+          <w:rStyle w:val="ErrorTok"/>
+        </w:rPr>
+        <w:t xml:space="preserve">==========================================================================================================================</w:t>
+      </w:r>
+      <w:r>
+        <w:br/>
+      </w:r>
+      <w:r>
+        <w:rPr>
+          <w:rStyle w:val="NormalTok"/>
+        </w:rPr>
+        <w:t xml:space="preserve">Enter your choice</w:t>
+      </w:r>
+      <w:r>
+        <w:rPr>
+          <w:rStyle w:val="SpecialCharTok"/>
+        </w:rPr>
+        <w:t xml:space="preserve">:</w:t>
+      </w:r>
+      <w:r>
+        <w:br/>
+      </w:r>
+      <w:r>
+        <w:rPr>
+          <w:rStyle w:val="NormalTok"/>
+        </w:rPr>
+        <w:t xml:space="preserve">(</w:t>
+      </w:r>
+      <w:r>
+        <w:rPr>
+          <w:rStyle w:val="StringTok"/>
+        </w:rPr>
+        <w:t xml:space="preserve">'esc'</w:t>
+      </w:r>
+      <w:r>
+        <w:rPr>
+          <w:rStyle w:val="NormalTok"/>
+        </w:rPr>
+        <w:t xml:space="preserve"> </w:t>
       </w:r>
       <w:r>
         <w:rPr>
           <w:rStyle w:val="OtherTok"/>
         </w:rPr>
-        <w:t xml:space="preserve">&lt;-</w:t>
-      </w:r>
-      <w:r>
-        <w:rPr>
-          <w:rStyle w:val="NormalTok"/>
-        </w:rPr>
-        <w:t xml:space="preserve"> </w:t>
-      </w:r>
-      <w:r>
-        <w:rPr>
-          <w:rStyle w:val="FunctionTok"/>
-        </w:rPr>
-        <w:t xml:space="preserve">pxweb_get</w:t>
-      </w:r>
-      <w:r>
-        <w:rPr>
-          <w:rStyle w:val="NormalTok"/>
-        </w:rPr>
-        <w:t xml:space="preserve">(</w:t>
-      </w:r>
-      <w:r>
-        <w:br/>
-      </w:r>
-      <w:r>
-        <w:rPr>
-          <w:rStyle w:val="NormalTok"/>
-        </w:rPr>
-        <w:t xml:space="preserve">  </w:t>
-      </w:r>
-      <w:r>
-        <w:rPr>
-          <w:rStyle w:val="AttributeTok"/>
-        </w:rPr>
-        <w:t xml:space="preserve">url =</w:t>
-      </w:r>
-      <w:r>
-        <w:rPr>
-          <w:rStyle w:val="NormalTok"/>
-        </w:rPr>
-        <w:t xml:space="preserve"> </w:t>
+        <w:t xml:space="preserve">=</w:t>
+      </w:r>
+      <w:r>
+        <w:rPr>
+          <w:rStyle w:val="NormalTok"/>
+        </w:rPr>
+        <w:t xml:space="preserve"> Quit, </w:t>
       </w:r>
       <w:r>
         <w:rPr>
           <w:rStyle w:val="StringTok"/>
         </w:rPr>
-        <w:t xml:space="preserve">"https://andmed.stat.ee/api/v1/en/stat/PA111"</w:t>
-      </w:r>
-      <w:r>
-        <w:rPr>
-          <w:rStyle w:val="NormalTok"/>
-        </w:rPr>
-        <w:t xml:space="preserve">)</w:t>
-      </w:r>
-      <w:r>
-        <w:br/>
-      </w:r>
-      <w:r>
-        <w:rPr>
-          <w:rStyle w:val="NormalTok"/>
-        </w:rPr>
-        <w:t xml:space="preserve">pa111_meta</w:t>
-      </w:r>
-    </w:p>
-    <w:p>
-      <w:pPr>
-        <w:pStyle w:val="SourceCode"/>
-      </w:pPr>
-      <w:r>
-        <w:rPr>
-          <w:rStyle w:val="VerbatimChar"/>
-        </w:rPr>
-        <w:t xml:space="preserve">PXWEB METADATA</w:t>
-      </w:r>
-      <w:r>
-        <w:br/>
-      </w:r>
-      <w:r>
-        <w:rPr>
-          <w:rStyle w:val="VerbatimChar"/>
-        </w:rPr>
-        <w:t xml:space="preserve">PA111: AVERAGE MONTHLY GROSS WAGES (SALARIES), MEDIAN, DECILES AND NUMBER OF EMPLOYEES BY ECONOMIC ACTIVITY SECTION (QUARTERLY) </w:t>
-      </w:r>
-      <w:r>
-        <w:br/>
-      </w:r>
-      <w:r>
-        <w:rPr>
-          <w:rStyle w:val="VerbatimChar"/>
-        </w:rPr>
-        <w:t xml:space="preserve">variables:</w:t>
-      </w:r>
-      <w:r>
-        <w:br/>
-      </w:r>
-      <w:r>
-        <w:rPr>
-          <w:rStyle w:val="VerbatimChar"/>
-        </w:rPr>
-        <w:t xml:space="preserve"> [[1]] Näitaja: Indicator</w:t>
-      </w:r>
-      <w:r>
-        <w:br/>
-      </w:r>
-      <w:r>
-        <w:rPr>
-          <w:rStyle w:val="VerbatimChar"/>
-        </w:rPr>
-        <w:t xml:space="preserve"> [[2]] Tegevusala: Economic activity</w:t>
-      </w:r>
-      <w:r>
-        <w:br/>
-      </w:r>
-      <w:r>
-        <w:rPr>
-          <w:rStyle w:val="VerbatimChar"/>
-        </w:rPr>
-        <w:t xml:space="preserve"> [[3]] Vaatlusperiood: Reference period</w:t>
-      </w:r>
-    </w:p>
-    <w:p>
-      <w:pPr>
-        <w:pStyle w:val="SourceCode"/>
-      </w:pPr>
-      <w:r>
-        <w:rPr>
-          <w:rStyle w:val="NormalTok"/>
-        </w:rPr>
-        <w:t xml:space="preserve">pa111_meta</w:t>
+        <w:t xml:space="preserve">'b'</w:t>
+      </w:r>
+      <w:r>
+        <w:rPr>
+          <w:rStyle w:val="NormalTok"/>
+        </w:rPr>
+        <w:t xml:space="preserve"> </w:t>
+      </w:r>
+      <w:r>
+        <w:rPr>
+          <w:rStyle w:val="OtherTok"/>
+        </w:rPr>
+        <w:t xml:space="preserve">=</w:t>
+      </w:r>
+      <w:r>
+        <w:rPr>
+          <w:rStyle w:val="NormalTok"/>
+        </w:rPr>
+        <w:t xml:space="preserve"> Back, </w:t>
+      </w:r>
+      <w:r>
+        <w:rPr>
+          <w:rStyle w:val="StringTok"/>
+        </w:rPr>
+        <w:t xml:space="preserve">'i'</w:t>
+      </w:r>
+      <w:r>
+        <w:rPr>
+          <w:rStyle w:val="NormalTok"/>
+        </w:rPr>
+        <w:t xml:space="preserve"> </w:t>
+      </w:r>
+      <w:r>
+        <w:rPr>
+          <w:rStyle w:val="OtherTok"/>
+        </w:rPr>
+        <w:t xml:space="preserve">=</w:t>
+      </w:r>
+      <w:r>
+        <w:rPr>
+          <w:rStyle w:val="NormalTok"/>
+        </w:rPr>
+        <w:t xml:space="preserve"> Show id)</w:t>
+      </w:r>
+      <w:r>
+        <w:br/>
+      </w:r>
+      <w:r>
+        <w:rPr>
+          <w:rStyle w:val="DecValTok"/>
+        </w:rPr>
+        <w:t xml:space="preserve">1</w:t>
       </w:r>
       <w:r>
         <w:rPr>
           <w:rStyle w:val="SpecialCharTok"/>
         </w:rPr>
-        <w:t xml:space="preserve">$</w:t>
-      </w:r>
-      <w:r>
-        <w:rPr>
-          <w:rStyle w:val="NormalTok"/>
-        </w:rPr>
-        <w:t xml:space="preserve">variables[[</w:t>
-      </w:r>
-      <w:r>
-        <w:rPr>
-          <w:rStyle w:val="DecValTok"/>
-        </w:rPr>
-        <w:t xml:space="preserve">1</w:t>
-      </w:r>
-      <w:r>
-        <w:rPr>
-          <w:rStyle w:val="NormalTok"/>
-        </w:rPr>
-        <w:t xml:space="preserve">]]</w:t>
-      </w:r>
-    </w:p>
-    <w:p>
-      <w:pPr>
-        <w:pStyle w:val="SourceCode"/>
-      </w:pPr>
-      <w:r>
-        <w:rPr>
-          <w:rStyle w:val="VerbatimChar"/>
-        </w:rPr>
-        <w:t xml:space="preserve">$code</w:t>
-      </w:r>
-      <w:r>
-        <w:br/>
-      </w:r>
-      <w:r>
-        <w:rPr>
-          <w:rStyle w:val="VerbatimChar"/>
-        </w:rPr>
-        <w:t xml:space="preserve">[1] "Näitaja"</w:t>
-      </w:r>
-      <w:r>
-        <w:br/>
-      </w:r>
-      <w:r>
-        <w:br/>
-      </w:r>
-      <w:r>
-        <w:rPr>
-          <w:rStyle w:val="VerbatimChar"/>
-        </w:rPr>
-        <w:t xml:space="preserve">$text</w:t>
-      </w:r>
-      <w:r>
-        <w:br/>
-      </w:r>
-      <w:r>
-        <w:rPr>
-          <w:rStyle w:val="VerbatimChar"/>
-        </w:rPr>
-        <w:t xml:space="preserve">[1] "Indicator"</w:t>
-      </w:r>
-      <w:r>
-        <w:br/>
-      </w:r>
-      <w:r>
-        <w:br/>
-      </w:r>
-      <w:r>
-        <w:rPr>
-          <w:rStyle w:val="VerbatimChar"/>
-        </w:rPr>
-        <w:t xml:space="preserve">$values</w:t>
-      </w:r>
-      <w:r>
-        <w:br/>
-      </w:r>
-      <w:r>
-        <w:rPr>
-          <w:rStyle w:val="VerbatimChar"/>
-        </w:rPr>
-        <w:t xml:space="preserve"> [1] "GR_W_AVG"    "NR_EMPL"     "GR_W_D1"     "GR_W_D2"     "GR_W_D3"    </w:t>
-      </w:r>
-      <w:r>
-        <w:br/>
-      </w:r>
-      <w:r>
-        <w:rPr>
-          <w:rStyle w:val="VerbatimChar"/>
-        </w:rPr>
-        <w:t xml:space="preserve"> [6] "GR_W_D4"     "GR_W_D5"     "GR_W_D6"     "GR_W_D7"     "GR_W_D8"    </w:t>
-      </w:r>
-      <w:r>
-        <w:br/>
-      </w:r>
-      <w:r>
-        <w:rPr>
-          <w:rStyle w:val="VerbatimChar"/>
-        </w:rPr>
-        <w:t xml:space="preserve">[11] "GR_W_D9"     "GR_W_AVG_SM"</w:t>
-      </w:r>
-      <w:r>
-        <w:br/>
-      </w:r>
-      <w:r>
-        <w:br/>
-      </w:r>
-      <w:r>
-        <w:rPr>
-          <w:rStyle w:val="VerbatimChar"/>
-        </w:rPr>
-        <w:t xml:space="preserve">$valueTexts</w:t>
-      </w:r>
-      <w:r>
-        <w:br/>
-      </w:r>
-      <w:r>
-        <w:rPr>
-          <w:rStyle w:val="VerbatimChar"/>
-        </w:rPr>
-        <w:t xml:space="preserve"> [1] "Average monthly gross wages (salaries), euros"                                                  </w:t>
-      </w:r>
-      <w:r>
-        <w:br/>
-      </w:r>
-      <w:r>
-        <w:rPr>
-          <w:rStyle w:val="VerbatimChar"/>
-        </w:rPr>
-        <w:t xml:space="preserve"> [2] "Number of employees"                                                                            </w:t>
-      </w:r>
-      <w:r>
-        <w:br/>
-      </w:r>
-      <w:r>
-        <w:rPr>
-          <w:rStyle w:val="VerbatimChar"/>
-        </w:rPr>
-        <w:t xml:space="preserve"> [3] "1st decile of monthly gross wages (salaries), euros"                                            </w:t>
-      </w:r>
-      <w:r>
-        <w:br/>
-      </w:r>
-      <w:r>
-        <w:rPr>
-          <w:rStyle w:val="VerbatimChar"/>
-        </w:rPr>
-        <w:t xml:space="preserve"> [4] "2nd decile of monthly gross wages (salaries), euros"                                            </w:t>
-      </w:r>
-      <w:r>
-        <w:br/>
-      </w:r>
-      <w:r>
-        <w:rPr>
-          <w:rStyle w:val="VerbatimChar"/>
-        </w:rPr>
-        <w:t xml:space="preserve"> [5] "3rd decile of monthly gross wages (salaries), euros"                                            </w:t>
-      </w:r>
-      <w:r>
-        <w:br/>
-      </w:r>
-      <w:r>
-        <w:rPr>
-          <w:rStyle w:val="VerbatimChar"/>
-        </w:rPr>
-        <w:t xml:space="preserve"> [6] "4th decile of monthly gross wages (salaries), euros"                                            </w:t>
-      </w:r>
-      <w:r>
-        <w:br/>
-      </w:r>
-      <w:r>
-        <w:rPr>
-          <w:rStyle w:val="VerbatimChar"/>
-        </w:rPr>
-        <w:t xml:space="preserve"> [7] "Median (5th decile) of monthly gross wages (salaries), euros"                                   </w:t>
-      </w:r>
-      <w:r>
-        <w:br/>
-      </w:r>
-      <w:r>
-        <w:rPr>
-          <w:rStyle w:val="VerbatimChar"/>
-        </w:rPr>
-        <w:t xml:space="preserve"> [8] "6th decile of monthly gross wages (salaries), euros"                                            </w:t>
-      </w:r>
-      <w:r>
-        <w:br/>
-      </w:r>
-      <w:r>
-        <w:rPr>
-          <w:rStyle w:val="VerbatimChar"/>
-        </w:rPr>
-        <w:t xml:space="preserve"> [9] "7th decile of monthly gross wages (salaries), euros"                                            </w:t>
-      </w:r>
-      <w:r>
-        <w:br/>
-      </w:r>
-      <w:r>
-        <w:rPr>
-          <w:rStyle w:val="VerbatimChar"/>
-        </w:rPr>
-        <w:t xml:space="preserve">[10] "8th decile of monthly gross wages (salaries), euros"                                            </w:t>
-      </w:r>
-      <w:r>
-        <w:br/>
-      </w:r>
-      <w:r>
-        <w:rPr>
-          <w:rStyle w:val="VerbatimChar"/>
-        </w:rPr>
-        <w:t xml:space="preserve">[11] "9th decile of monthly gross wages (salaries), euros"                                            </w:t>
-      </w:r>
-      <w:r>
-        <w:br/>
-      </w:r>
-      <w:r>
-        <w:rPr>
-          <w:rStyle w:val="VerbatimChar"/>
-        </w:rPr>
-        <w:t xml:space="preserve">[12] "Percentage change in average gross wages (salaries) compared to same period in previous year, %"</w:t>
-      </w:r>
-      <w:r>
-        <w:br/>
-      </w:r>
-      <w:r>
-        <w:br/>
-      </w:r>
-      <w:r>
-        <w:rPr>
-          <w:rStyle w:val="VerbatimChar"/>
-        </w:rPr>
-        <w:t xml:space="preserve">$elimination</w:t>
-      </w:r>
-      <w:r>
-        <w:br/>
-      </w:r>
-      <w:r>
-        <w:rPr>
-          <w:rStyle w:val="VerbatimChar"/>
-        </w:rPr>
-        <w:t xml:space="preserve">[1] FALSE</w:t>
-      </w:r>
-      <w:r>
-        <w:br/>
-      </w:r>
-      <w:r>
-        <w:br/>
-      </w:r>
-      <w:r>
-        <w:rPr>
-          <w:rStyle w:val="VerbatimChar"/>
-        </w:rPr>
-        <w:t xml:space="preserve">$time</w:t>
-      </w:r>
-      <w:r>
-        <w:br/>
-      </w:r>
-      <w:r>
-        <w:rPr>
-          <w:rStyle w:val="VerbatimChar"/>
-        </w:rPr>
-        <w:t xml:space="preserve">[1] FALSE</w:t>
+        <w:t xml:space="preserve">:</w:t>
       </w:r>
     </w:p>
     <w:p>
@@ -722,6 +913,83 @@
         </w:pict>
       </w:r>
     </w:p>
+    <w:bookmarkEnd w:id="25"/>
+    <w:bookmarkStart w:id="26" w:name="get-call-to-pxweb-api"/>
+    <w:p>
+      <w:pPr>
+        <w:pStyle w:val="Heading2"/>
+      </w:pPr>
+      <w:r>
+        <w:t xml:space="preserve">4 GET call to PXWEB API</w:t>
+      </w:r>
+    </w:p>
+    <w:p>
+      <w:pPr>
+        <w:pStyle w:val="FirstParagraph"/>
+      </w:pPr>
+      <w:r>
+        <w:rPr>
+          <w:i/>
+          <w:iCs/>
+        </w:rPr>
+        <w:t xml:space="preserve">How to identify key-value pairs?</w:t>
+      </w:r>
+    </w:p>
+    <w:p>
+      <w:pPr>
+        <w:pStyle w:val="Compact"/>
+        <w:numPr>
+          <w:ilvl w:val="0"/>
+          <w:numId w:val="1004"/>
+        </w:numPr>
+      </w:pPr>
+      <w:r>
+        <w:t xml:space="preserve">Use either:</w:t>
+      </w:r>
+    </w:p>
+    <w:p>
+      <w:pPr>
+        <w:pStyle w:val="Compact"/>
+        <w:numPr>
+          <w:ilvl w:val="1"/>
+          <w:numId w:val="1005"/>
+        </w:numPr>
+      </w:pPr>
+      <w:r>
+        <w:t xml:space="preserve">Programmatically via the metadata (</w:t>
+      </w:r>
+      <w:r>
+        <w:rPr>
+          <w:rStyle w:val="VerbatimChar"/>
+        </w:rPr>
+        <w:t xml:space="preserve">pxweb_get()</w:t>
+      </w:r>
+      <w:r>
+        <w:t xml:space="preserve">)</w:t>
+      </w:r>
+    </w:p>
+    <w:p>
+      <w:pPr>
+        <w:pStyle w:val="Compact"/>
+        <w:numPr>
+          <w:ilvl w:val="1"/>
+          <w:numId w:val="1005"/>
+        </w:numPr>
+      </w:pPr>
+      <w:r>
+        <w:t xml:space="preserve">From the Statistics Estonia web interface – click</w:t>
+      </w:r>
+      <w:r>
+        <w:t xml:space="preserve"> </w:t>
+      </w:r>
+      <w:r>
+        <w:rPr>
+          <w:b/>
+          <w:bCs/>
+        </w:rPr>
+        <w:t xml:space="preserve">“API query for this table”</w:t>
+      </w:r>
+    </w:p>
     <w:p>
       <w:pPr>
         <w:pStyle w:val="SourceCode"/>
@@ -730,7 +998,7 @@
         <w:rPr>
           <w:rStyle w:val="NormalTok"/>
         </w:rPr>
-        <w:t xml:space="preserve">px_query_list1 </w:t>
+        <w:t xml:space="preserve">pa111_meta </w:t>
       </w:r>
       <w:r>
         <w:rPr>
@@ -748,7 +1016,7 @@
         <w:rPr>
           <w:rStyle w:val="FunctionTok"/>
         </w:rPr>
-        <w:t xml:space="preserve">list</w:t>
+        <w:t xml:space="preserve">pxweb_get</w:t>
       </w:r>
       <w:r>
         <w:rPr>
@@ -767,162 +1035,21 @@
       </w:r>
       <w:r>
         <w:rPr>
+          <w:rStyle w:val="AttributeTok"/>
+        </w:rPr>
+        <w:t xml:space="preserve">url =</w:t>
+      </w:r>
+      <w:r>
+        <w:rPr>
+          <w:rStyle w:val="NormalTok"/>
+        </w:rPr>
+        <w:t xml:space="preserve"> </w:t>
+      </w:r>
+      <w:r>
+        <w:rPr>
           <w:rStyle w:val="StringTok"/>
         </w:rPr>
-        <w:t xml:space="preserve">"Näitaja"</w:t>
-      </w:r>
-      <w:r>
-        <w:rPr>
-          <w:rStyle w:val="NormalTok"/>
-        </w:rPr>
-        <w:t xml:space="preserve"> </w:t>
-      </w:r>
-      <w:r>
-        <w:rPr>
-          <w:rStyle w:val="OtherTok"/>
-        </w:rPr>
-        <w:t xml:space="preserve">=</w:t>
-      </w:r>
-      <w:r>
-        <w:rPr>
-          <w:rStyle w:val="NormalTok"/>
-        </w:rPr>
-        <w:t xml:space="preserve"> </w:t>
-      </w:r>
-      <w:r>
-        <w:rPr>
-          <w:rStyle w:val="FunctionTok"/>
-        </w:rPr>
-        <w:t xml:space="preserve">c</w:t>
-      </w:r>
-      <w:r>
-        <w:rPr>
-          <w:rStyle w:val="NormalTok"/>
-        </w:rPr>
-        <w:t xml:space="preserve">(</w:t>
-      </w:r>
-      <w:r>
-        <w:rPr>
-          <w:rStyle w:val="StringTok"/>
-        </w:rPr>
-        <w:t xml:space="preserve">"GR_W_D1"</w:t>
-      </w:r>
-      <w:r>
-        <w:rPr>
-          <w:rStyle w:val="NormalTok"/>
-        </w:rPr>
-        <w:t xml:space="preserve">, </w:t>
-      </w:r>
-      <w:r>
-        <w:rPr>
-          <w:rStyle w:val="StringTok"/>
-        </w:rPr>
-        <w:t xml:space="preserve">"GR_W_D5"</w:t>
-      </w:r>
-      <w:r>
-        <w:rPr>
-          <w:rStyle w:val="NormalTok"/>
-        </w:rPr>
-        <w:t xml:space="preserve">, </w:t>
-      </w:r>
-      <w:r>
-        <w:rPr>
-          <w:rStyle w:val="StringTok"/>
-        </w:rPr>
-        <w:t xml:space="preserve">"GR_W_D9"</w:t>
-      </w:r>
-      <w:r>
-        <w:rPr>
-          <w:rStyle w:val="NormalTok"/>
-        </w:rPr>
-        <w:t xml:space="preserve">),</w:t>
-      </w:r>
-      <w:r>
-        <w:br/>
-      </w:r>
-      <w:r>
-        <w:rPr>
-          <w:rStyle w:val="NormalTok"/>
-        </w:rPr>
-        <w:t xml:space="preserve">  </w:t>
-      </w:r>
-      <w:r>
-        <w:rPr>
-          <w:rStyle w:val="StringTok"/>
-        </w:rPr>
-        <w:t xml:space="preserve">"Tegevusala"</w:t>
-      </w:r>
-      <w:r>
-        <w:rPr>
-          <w:rStyle w:val="NormalTok"/>
-        </w:rPr>
-        <w:t xml:space="preserve"> </w:t>
-      </w:r>
-      <w:r>
-        <w:rPr>
-          <w:rStyle w:val="OtherTok"/>
-        </w:rPr>
-        <w:t xml:space="preserve">=</w:t>
-      </w:r>
-      <w:r>
-        <w:rPr>
-          <w:rStyle w:val="NormalTok"/>
-        </w:rPr>
-        <w:t xml:space="preserve"> </w:t>
-      </w:r>
-      <w:r>
-        <w:rPr>
-          <w:rStyle w:val="StringTok"/>
-        </w:rPr>
-        <w:t xml:space="preserve">"*"</w:t>
-      </w:r>
-      <w:r>
-        <w:rPr>
-          <w:rStyle w:val="NormalTok"/>
-        </w:rPr>
-        <w:t xml:space="preserve">,</w:t>
-      </w:r>
-      <w:r>
-        <w:br/>
-      </w:r>
-      <w:r>
-        <w:rPr>
-          <w:rStyle w:val="NormalTok"/>
-        </w:rPr>
-        <w:t xml:space="preserve">  </w:t>
-      </w:r>
-      <w:r>
-        <w:rPr>
-          <w:rStyle w:val="StringTok"/>
-        </w:rPr>
-        <w:t xml:space="preserve">"Vaatlusperiood"</w:t>
-      </w:r>
-      <w:r>
-        <w:rPr>
-          <w:rStyle w:val="NormalTok"/>
-        </w:rPr>
-        <w:t xml:space="preserve"> </w:t>
-      </w:r>
-      <w:r>
-        <w:rPr>
-          <w:rStyle w:val="OtherTok"/>
-        </w:rPr>
-        <w:t xml:space="preserve">=</w:t>
-      </w:r>
-      <w:r>
-        <w:rPr>
-          <w:rStyle w:val="NormalTok"/>
-        </w:rPr>
-        <w:t xml:space="preserve"> </w:t>
-      </w:r>
-      <w:r>
-        <w:rPr>
-          <w:rStyle w:val="StringTok"/>
-        </w:rPr>
-        <w:t xml:space="preserve">"*"</w:t>
-      </w:r>
-      <w:r>
-        <w:br/>
+        <w:t xml:space="preserve">"https://andmed.stat.ee/api/v1/en/stat/PA111"</w:t>
       </w:r>
       <w:r>
         <w:rPr>
@@ -934,319 +1061,10 @@
         <w:br/>
       </w:r>
       <w:r>
-        <w:br/>
-      </w:r>
-      <w:r>
-        <w:rPr>
-          <w:rStyle w:val="NormalTok"/>
-        </w:rPr>
-        <w:t xml:space="preserve">pa111 </w:t>
-      </w:r>
-      <w:r>
-        <w:rPr>
-          <w:rStyle w:val="OtherTok"/>
-        </w:rPr>
-        <w:t xml:space="preserve">&lt;-</w:t>
-      </w:r>
-      <w:r>
-        <w:rPr>
-          <w:rStyle w:val="NormalTok"/>
-        </w:rPr>
-        <w:t xml:space="preserve"> </w:t>
-      </w:r>
-      <w:r>
-        <w:rPr>
-          <w:rStyle w:val="FunctionTok"/>
-        </w:rPr>
-        <w:t xml:space="preserve">pxweb_get</w:t>
-      </w:r>
-      <w:r>
-        <w:rPr>
-          <w:rStyle w:val="NormalTok"/>
-        </w:rPr>
-        <w:t xml:space="preserve">(</w:t>
-      </w:r>
-      <w:r>
-        <w:br/>
-      </w:r>
-      <w:r>
-        <w:rPr>
-          <w:rStyle w:val="NormalTok"/>
-        </w:rPr>
-        <w:t xml:space="preserve">  </w:t>
-      </w:r>
-      <w:r>
-        <w:rPr>
-          <w:rStyle w:val="AttributeTok"/>
-        </w:rPr>
-        <w:t xml:space="preserve">url =</w:t>
-      </w:r>
-      <w:r>
-        <w:rPr>
-          <w:rStyle w:val="NormalTok"/>
-        </w:rPr>
-        <w:t xml:space="preserve"> </w:t>
-      </w:r>
-      <w:r>
-        <w:rPr>
-          <w:rStyle w:val="StringTok"/>
-        </w:rPr>
-        <w:t xml:space="preserve">"https://andmed.stat.ee/api/v1/en/stat/PA111"</w:t>
-      </w:r>
-      <w:r>
-        <w:rPr>
-          <w:rStyle w:val="NormalTok"/>
-        </w:rPr>
-        <w:t xml:space="preserve">,</w:t>
-      </w:r>
-      <w:r>
-        <w:br/>
-      </w:r>
-      <w:r>
-        <w:rPr>
-          <w:rStyle w:val="NormalTok"/>
-        </w:rPr>
-        <w:t xml:space="preserve">  </w:t>
-      </w:r>
-      <w:r>
-        <w:rPr>
-          <w:rStyle w:val="AttributeTok"/>
-        </w:rPr>
-        <w:t xml:space="preserve">query =</w:t>
-      </w:r>
-      <w:r>
-        <w:rPr>
-          <w:rStyle w:val="NormalTok"/>
-        </w:rPr>
-        <w:t xml:space="preserve"> px_query_list1</w:t>
-      </w:r>
-      <w:r>
-        <w:br/>
-      </w:r>
-      <w:r>
-        <w:rPr>
-          <w:rStyle w:val="NormalTok"/>
-        </w:rPr>
-        <w:t xml:space="preserve">)</w:t>
-      </w:r>
-      <w:r>
-        <w:br/>
-      </w:r>
-      <w:r>
-        <w:br/>
-      </w:r>
-      <w:r>
-        <w:rPr>
-          <w:rStyle w:val="CommentTok"/>
-        </w:rPr>
-        <w:t xml:space="preserve"># Convert to data frame</w:t>
-      </w:r>
-      <w:r>
-        <w:br/>
-      </w:r>
-      <w:r>
-        <w:rPr>
-          <w:rStyle w:val="NormalTok"/>
-        </w:rPr>
-        <w:t xml:space="preserve">pa111.df </w:t>
-      </w:r>
-      <w:r>
-        <w:rPr>
-          <w:rStyle w:val="OtherTok"/>
-        </w:rPr>
-        <w:t xml:space="preserve">&lt;-</w:t>
-      </w:r>
-      <w:r>
-        <w:rPr>
-          <w:rStyle w:val="NormalTok"/>
-        </w:rPr>
-        <w:t xml:space="preserve"> </w:t>
-      </w:r>
-      <w:r>
-        <w:rPr>
-          <w:rStyle w:val="FunctionTok"/>
-        </w:rPr>
-        <w:t xml:space="preserve">as.data.frame</w:t>
-      </w:r>
-      <w:r>
-        <w:rPr>
-          <w:rStyle w:val="NormalTok"/>
-        </w:rPr>
-        <w:t xml:space="preserve">(pa111, </w:t>
-      </w:r>
-      <w:r>
-        <w:rPr>
-          <w:rStyle w:val="AttributeTok"/>
-        </w:rPr>
-        <w:t xml:space="preserve">column.name.type =</w:t>
-      </w:r>
-      <w:r>
-        <w:rPr>
-          <w:rStyle w:val="NormalTok"/>
-        </w:rPr>
-        <w:t xml:space="preserve"> </w:t>
-      </w:r>
-      <w:r>
-        <w:rPr>
-          <w:rStyle w:val="StringTok"/>
-        </w:rPr>
-        <w:t xml:space="preserve">"text"</w:t>
-      </w:r>
-      <w:r>
-        <w:rPr>
-          <w:rStyle w:val="NormalTok"/>
-        </w:rPr>
-        <w:t xml:space="preserve">, </w:t>
-      </w:r>
-      <w:r>
-        <w:rPr>
-          <w:rStyle w:val="AttributeTok"/>
-        </w:rPr>
-        <w:t xml:space="preserve">variable.value.type =</w:t>
-      </w:r>
-      <w:r>
-        <w:rPr>
-          <w:rStyle w:val="NormalTok"/>
-        </w:rPr>
-        <w:t xml:space="preserve"> </w:t>
-      </w:r>
-      <w:r>
-        <w:rPr>
-          <w:rStyle w:val="StringTok"/>
-        </w:rPr>
-        <w:t xml:space="preserve">"text"</w:t>
-      </w:r>
-      <w:r>
-        <w:rPr>
-          <w:rStyle w:val="NormalTok"/>
-        </w:rPr>
-        <w:t xml:space="preserve">)</w:t>
-      </w:r>
-      <w:r>
-        <w:br/>
-      </w:r>
-      <w:r>
-        <w:rPr>
-          <w:rStyle w:val="NormalTok"/>
-        </w:rPr>
-        <w:t xml:space="preserve">pa111.code </w:t>
-      </w:r>
-      <w:r>
-        <w:rPr>
-          <w:rStyle w:val="OtherTok"/>
-        </w:rPr>
-        <w:t xml:space="preserve">&lt;-</w:t>
-      </w:r>
-      <w:r>
-        <w:rPr>
-          <w:rStyle w:val="NormalTok"/>
-        </w:rPr>
-        <w:t xml:space="preserve"> </w:t>
-      </w:r>
-      <w:r>
-        <w:rPr>
-          <w:rStyle w:val="FunctionTok"/>
-        </w:rPr>
-        <w:t xml:space="preserve">as.data.frame</w:t>
-      </w:r>
-      <w:r>
-        <w:rPr>
-          <w:rStyle w:val="NormalTok"/>
-        </w:rPr>
-        <w:t xml:space="preserve">(pa111, </w:t>
-      </w:r>
-      <w:r>
-        <w:rPr>
-          <w:rStyle w:val="AttributeTok"/>
-        </w:rPr>
-        <w:t xml:space="preserve">column.name.type =</w:t>
-      </w:r>
-      <w:r>
-        <w:rPr>
-          <w:rStyle w:val="NormalTok"/>
-        </w:rPr>
-        <w:t xml:space="preserve"> </w:t>
-      </w:r>
-      <w:r>
-        <w:rPr>
-          <w:rStyle w:val="StringTok"/>
-        </w:rPr>
-        <w:t xml:space="preserve">"code"</w:t>
-      </w:r>
-      <w:r>
-        <w:rPr>
-          <w:rStyle w:val="NormalTok"/>
-        </w:rPr>
-        <w:t xml:space="preserve">, </w:t>
-      </w:r>
-      <w:r>
-        <w:rPr>
-          <w:rStyle w:val="AttributeTok"/>
-        </w:rPr>
-        <w:t xml:space="preserve">variable.value.type =</w:t>
-      </w:r>
-      <w:r>
-        <w:rPr>
-          <w:rStyle w:val="NormalTok"/>
-        </w:rPr>
-        <w:t xml:space="preserve"> </w:t>
-      </w:r>
-      <w:r>
-        <w:rPr>
-          <w:rStyle w:val="StringTok"/>
-        </w:rPr>
-        <w:t xml:space="preserve">"code"</w:t>
-      </w:r>
-      <w:r>
-        <w:rPr>
-          <w:rStyle w:val="NormalTok"/>
-        </w:rPr>
-        <w:t xml:space="preserve">)</w:t>
-      </w:r>
-      <w:r>
-        <w:br/>
-      </w:r>
-      <w:r>
-        <w:rPr>
-          <w:rStyle w:val="NormalTok"/>
-        </w:rPr>
-        <w:t xml:space="preserve">pa111.df</w:t>
-      </w:r>
-      <w:r>
-        <w:rPr>
-          <w:rStyle w:val="SpecialCharTok"/>
-        </w:rPr>
-        <w:t xml:space="preserve">$</w:t>
-      </w:r>
-      <w:r>
-        <w:rPr>
-          <w:rStyle w:val="NormalTok"/>
-        </w:rPr>
-        <w:t xml:space="preserve">Näitaja </w:t>
-      </w:r>
-      <w:r>
-        <w:rPr>
-          <w:rStyle w:val="OtherTok"/>
-        </w:rPr>
-        <w:t xml:space="preserve">&lt;-</w:t>
-      </w:r>
-      <w:r>
-        <w:rPr>
-          <w:rStyle w:val="NormalTok"/>
-        </w:rPr>
-        <w:t xml:space="preserve"> pa111.code</w:t>
-      </w:r>
-      <w:r>
-        <w:rPr>
-          <w:rStyle w:val="SpecialCharTok"/>
-        </w:rPr>
-        <w:t xml:space="preserve">$</w:t>
-      </w:r>
-      <w:r>
-        <w:rPr>
-          <w:rStyle w:val="NormalTok"/>
-        </w:rPr>
-        <w:t xml:space="preserve">Näitaja</w:t>
+        <w:rPr>
+          <w:rStyle w:val="NormalTok"/>
+        </w:rPr>
+        <w:t xml:space="preserve">pa111_meta</w:t>
       </w:r>
     </w:p>
     <w:p>
@@ -1255,720 +1073,54 @@
       </w:pPr>
       <w:r>
         <w:rPr>
-          <w:rStyle w:val="NormalTok"/>
-        </w:rPr>
-        <w:t xml:space="preserve">selected_sectors </w:t>
-      </w:r>
-      <w:r>
-        <w:rPr>
-          <w:rStyle w:val="OtherTok"/>
-        </w:rPr>
-        <w:t xml:space="preserve">&lt;-</w:t>
-      </w:r>
-      <w:r>
-        <w:rPr>
-          <w:rStyle w:val="NormalTok"/>
-        </w:rPr>
-        <w:t xml:space="preserve"> </w:t>
-      </w:r>
-      <w:r>
-        <w:rPr>
-          <w:rStyle w:val="FunctionTok"/>
-        </w:rPr>
-        <w:t xml:space="preserve">c</w:t>
-      </w:r>
-      <w:r>
-        <w:rPr>
-          <w:rStyle w:val="NormalTok"/>
-        </w:rPr>
-        <w:t xml:space="preserve">(</w:t>
-      </w:r>
-      <w:r>
-        <w:rPr>
-          <w:rStyle w:val="StringTok"/>
-        </w:rPr>
-        <w:t xml:space="preserve">"Manufacturing"</w:t>
-      </w:r>
-      <w:r>
-        <w:rPr>
-          <w:rStyle w:val="NormalTok"/>
-        </w:rPr>
-        <w:t xml:space="preserve">, </w:t>
-      </w:r>
-      <w:r>
-        <w:rPr>
-          <w:rStyle w:val="StringTok"/>
-        </w:rPr>
-        <w:t xml:space="preserve">"Construction"</w:t>
-      </w:r>
-      <w:r>
-        <w:rPr>
-          <w:rStyle w:val="NormalTok"/>
-        </w:rPr>
-        <w:t xml:space="preserve">, </w:t>
-      </w:r>
-      <w:r>
-        <w:rPr>
-          <w:rStyle w:val="StringTok"/>
-        </w:rPr>
-        <w:t xml:space="preserve">"Information and communication"</w:t>
-      </w:r>
-      <w:r>
-        <w:rPr>
-          <w:rStyle w:val="NormalTok"/>
-        </w:rPr>
-        <w:t xml:space="preserve">, </w:t>
-      </w:r>
-      <w:r>
-        <w:rPr>
-          <w:rStyle w:val="StringTok"/>
-        </w:rPr>
-        <w:t xml:space="preserve">"Real estate activities"</w:t>
-      </w:r>
-      <w:r>
-        <w:rPr>
-          <w:rStyle w:val="NormalTok"/>
-        </w:rPr>
-        <w:t xml:space="preserve">, </w:t>
-      </w:r>
-      <w:r>
-        <w:rPr>
-          <w:rStyle w:val="StringTok"/>
-        </w:rPr>
-        <w:t xml:space="preserve">"Total - all activities"</w:t>
-      </w:r>
-      <w:r>
-        <w:rPr>
-          <w:rStyle w:val="NormalTok"/>
-        </w:rPr>
-        <w:t xml:space="preserve">)</w:t>
-      </w:r>
-      <w:r>
-        <w:br/>
-      </w:r>
-      <w:r>
-        <w:rPr>
-          <w:rStyle w:val="CommentTok"/>
-        </w:rPr>
-        <w:t xml:space="preserve"># Clean and reshape</w:t>
-      </w:r>
-      <w:r>
-        <w:br/>
-      </w:r>
-      <w:r>
-        <w:rPr>
-          <w:rStyle w:val="NormalTok"/>
-        </w:rPr>
-        <w:t xml:space="preserve">pa111_plotdata </w:t>
-      </w:r>
-      <w:r>
-        <w:rPr>
-          <w:rStyle w:val="OtherTok"/>
-        </w:rPr>
-        <w:t xml:space="preserve">&lt;-</w:t>
-      </w:r>
-      <w:r>
-        <w:rPr>
-          <w:rStyle w:val="NormalTok"/>
-        </w:rPr>
-        <w:t xml:space="preserve"> pa111.df </w:t>
-      </w:r>
-      <w:r>
-        <w:rPr>
-          <w:rStyle w:val="SpecialCharTok"/>
-        </w:rPr>
-        <w:t xml:space="preserve">%&gt;%</w:t>
-      </w:r>
-      <w:r>
-        <w:br/>
-      </w:r>
-      <w:r>
-        <w:rPr>
-          <w:rStyle w:val="NormalTok"/>
-        </w:rPr>
-        <w:t xml:space="preserve">  </w:t>
-      </w:r>
-      <w:r>
-        <w:rPr>
-          <w:rStyle w:val="FunctionTok"/>
-        </w:rPr>
-        <w:t xml:space="preserve">mutate</w:t>
-      </w:r>
-      <w:r>
-        <w:rPr>
-          <w:rStyle w:val="NormalTok"/>
-        </w:rPr>
-        <w:t xml:space="preserve">(</w:t>
-      </w:r>
-      <w:r>
-        <w:br/>
-      </w:r>
-      <w:r>
-        <w:rPr>
-          <w:rStyle w:val="NormalTok"/>
-        </w:rPr>
-        <w:t xml:space="preserve">    </w:t>
-      </w:r>
-      <w:r>
-        <w:rPr>
-          <w:rStyle w:val="AttributeTok"/>
-        </w:rPr>
-        <w:t xml:space="preserve">quarter =</w:t>
-      </w:r>
-      <w:r>
-        <w:rPr>
-          <w:rStyle w:val="NormalTok"/>
-        </w:rPr>
-        <w:t xml:space="preserve"> </w:t>
-      </w:r>
-      <w:r>
-        <w:rPr>
-          <w:rStyle w:val="FunctionTok"/>
-        </w:rPr>
-        <w:t xml:space="preserve">yq</w:t>
-      </w:r>
-      <w:r>
-        <w:rPr>
-          <w:rStyle w:val="NormalTok"/>
-        </w:rPr>
-        <w:t xml:space="preserve">(</w:t>
-      </w:r>
-      <w:r>
-        <w:rPr>
-          <w:rStyle w:val="FunctionTok"/>
-        </w:rPr>
-        <w:t xml:space="preserve">str_replace</w:t>
-      </w:r>
-      <w:r>
-        <w:rPr>
-          <w:rStyle w:val="NormalTok"/>
-        </w:rPr>
-        <w:t xml:space="preserve">(</w:t>
-      </w:r>
-      <w:r>
-        <w:rPr>
-          <w:rStyle w:val="StringTok"/>
-        </w:rPr>
-        <w:t xml:space="preserve">`</w:t>
-      </w:r>
-      <w:r>
-        <w:rPr>
-          <w:rStyle w:val="AttributeTok"/>
-        </w:rPr>
-        <w:t xml:space="preserve">Reference period</w:t>
-      </w:r>
-      <w:r>
-        <w:rPr>
-          <w:rStyle w:val="StringTok"/>
-        </w:rPr>
-        <w:t xml:space="preserve">`</w:t>
-      </w:r>
-      <w:r>
-        <w:rPr>
-          <w:rStyle w:val="NormalTok"/>
-        </w:rPr>
-        <w:t xml:space="preserve">, </w:t>
-      </w:r>
-      <w:r>
-        <w:rPr>
-          <w:rStyle w:val="StringTok"/>
-        </w:rPr>
-        <w:t xml:space="preserve">" "</w:t>
-      </w:r>
-      <w:r>
-        <w:rPr>
-          <w:rStyle w:val="NormalTok"/>
-        </w:rPr>
-        <w:t xml:space="preserve">, </w:t>
-      </w:r>
-      <w:r>
-        <w:rPr>
-          <w:rStyle w:val="StringTok"/>
-        </w:rPr>
-        <w:t xml:space="preserve">"-"</w:t>
-      </w:r>
-      <w:r>
-        <w:rPr>
-          <w:rStyle w:val="NormalTok"/>
-        </w:rPr>
-        <w:t xml:space="preserve">)),</w:t>
-      </w:r>
-      <w:r>
-        <w:br/>
-      </w:r>
-      <w:r>
-        <w:rPr>
-          <w:rStyle w:val="NormalTok"/>
-        </w:rPr>
-        <w:t xml:space="preserve">    </w:t>
-      </w:r>
-      <w:r>
-        <w:rPr>
-          <w:rStyle w:val="AttributeTok"/>
-        </w:rPr>
-        <w:t xml:space="preserve">Indicator =</w:t>
-      </w:r>
-      <w:r>
-        <w:rPr>
-          <w:rStyle w:val="NormalTok"/>
-        </w:rPr>
-        <w:t xml:space="preserve"> </w:t>
-      </w:r>
-      <w:r>
-        <w:rPr>
-          <w:rStyle w:val="FunctionTok"/>
-        </w:rPr>
-        <w:t xml:space="preserve">recode</w:t>
-      </w:r>
-      <w:r>
-        <w:rPr>
-          <w:rStyle w:val="NormalTok"/>
-        </w:rPr>
-        <w:t xml:space="preserve">(</w:t>
-      </w:r>
-      <w:r>
-        <w:br/>
-      </w:r>
-      <w:r>
-        <w:rPr>
-          <w:rStyle w:val="NormalTok"/>
-        </w:rPr>
-        <w:t xml:space="preserve">      Näitaja,</w:t>
-      </w:r>
-      <w:r>
-        <w:br/>
-      </w:r>
-      <w:r>
-        <w:rPr>
-          <w:rStyle w:val="NormalTok"/>
-        </w:rPr>
-        <w:t xml:space="preserve">      </w:t>
-      </w:r>
-      <w:r>
-        <w:rPr>
-          <w:rStyle w:val="StringTok"/>
-        </w:rPr>
-        <w:t xml:space="preserve">"GR_W_D1"</w:t>
-      </w:r>
-      <w:r>
-        <w:rPr>
-          <w:rStyle w:val="NormalTok"/>
-        </w:rPr>
-        <w:t xml:space="preserve"> </w:t>
-      </w:r>
-      <w:r>
-        <w:rPr>
-          <w:rStyle w:val="OtherTok"/>
-        </w:rPr>
-        <w:t xml:space="preserve">=</w:t>
-      </w:r>
-      <w:r>
-        <w:rPr>
-          <w:rStyle w:val="NormalTok"/>
-        </w:rPr>
-        <w:t xml:space="preserve"> </w:t>
-      </w:r>
-      <w:r>
-        <w:rPr>
-          <w:rStyle w:val="StringTok"/>
-        </w:rPr>
-        <w:t xml:space="preserve">"D1"</w:t>
-      </w:r>
-      <w:r>
-        <w:rPr>
-          <w:rStyle w:val="NormalTok"/>
-        </w:rPr>
-        <w:t xml:space="preserve">,</w:t>
-      </w:r>
-      <w:r>
-        <w:br/>
-      </w:r>
-      <w:r>
-        <w:rPr>
-          <w:rStyle w:val="NormalTok"/>
-        </w:rPr>
-        <w:t xml:space="preserve">      </w:t>
-      </w:r>
-      <w:r>
-        <w:rPr>
-          <w:rStyle w:val="StringTok"/>
-        </w:rPr>
-        <w:t xml:space="preserve">"GR_W_D5"</w:t>
-      </w:r>
-      <w:r>
-        <w:rPr>
-          <w:rStyle w:val="NormalTok"/>
-        </w:rPr>
-        <w:t xml:space="preserve"> </w:t>
-      </w:r>
-      <w:r>
-        <w:rPr>
-          <w:rStyle w:val="OtherTok"/>
-        </w:rPr>
-        <w:t xml:space="preserve">=</w:t>
-      </w:r>
-      <w:r>
-        <w:rPr>
-          <w:rStyle w:val="NormalTok"/>
-        </w:rPr>
-        <w:t xml:space="preserve"> </w:t>
-      </w:r>
-      <w:r>
-        <w:rPr>
-          <w:rStyle w:val="StringTok"/>
-        </w:rPr>
-        <w:t xml:space="preserve">"Median"</w:t>
-      </w:r>
-      <w:r>
-        <w:rPr>
-          <w:rStyle w:val="NormalTok"/>
-        </w:rPr>
-        <w:t xml:space="preserve">,</w:t>
-      </w:r>
-      <w:r>
-        <w:br/>
-      </w:r>
-      <w:r>
-        <w:rPr>
-          <w:rStyle w:val="NormalTok"/>
-        </w:rPr>
-        <w:t xml:space="preserve">      </w:t>
-      </w:r>
-      <w:r>
-        <w:rPr>
-          <w:rStyle w:val="StringTok"/>
-        </w:rPr>
-        <w:t xml:space="preserve">"GR_W_D9"</w:t>
-      </w:r>
-      <w:r>
-        <w:rPr>
-          <w:rStyle w:val="NormalTok"/>
-        </w:rPr>
-        <w:t xml:space="preserve"> </w:t>
-      </w:r>
-      <w:r>
-        <w:rPr>
-          <w:rStyle w:val="OtherTok"/>
-        </w:rPr>
-        <w:t xml:space="preserve">=</w:t>
-      </w:r>
-      <w:r>
-        <w:rPr>
-          <w:rStyle w:val="NormalTok"/>
-        </w:rPr>
-        <w:t xml:space="preserve"> </w:t>
-      </w:r>
-      <w:r>
-        <w:rPr>
-          <w:rStyle w:val="StringTok"/>
-        </w:rPr>
-        <w:t xml:space="preserve">"D9"</w:t>
-      </w:r>
-      <w:r>
-        <w:br/>
-      </w:r>
-      <w:r>
-        <w:rPr>
-          <w:rStyle w:val="NormalTok"/>
-        </w:rPr>
-        <w:t xml:space="preserve">    )</w:t>
-      </w:r>
-      <w:r>
-        <w:br/>
-      </w:r>
-      <w:r>
-        <w:rPr>
-          <w:rStyle w:val="NormalTok"/>
-        </w:rPr>
-        <w:t xml:space="preserve">  ) </w:t>
-      </w:r>
-      <w:r>
-        <w:rPr>
-          <w:rStyle w:val="SpecialCharTok"/>
-        </w:rPr>
-        <w:t xml:space="preserve">%&gt;%</w:t>
-      </w:r>
-      <w:r>
-        <w:br/>
-      </w:r>
-      <w:r>
-        <w:rPr>
-          <w:rStyle w:val="NormalTok"/>
-        </w:rPr>
-        <w:t xml:space="preserve">  </w:t>
-      </w:r>
-      <w:r>
-        <w:rPr>
-          <w:rStyle w:val="FunctionTok"/>
-        </w:rPr>
-        <w:t xml:space="preserve">filter</w:t>
-      </w:r>
-      <w:r>
-        <w:rPr>
-          <w:rStyle w:val="NormalTok"/>
-        </w:rPr>
-        <w:t xml:space="preserve">(</w:t>
-      </w:r>
-      <w:r>
-        <w:br/>
-      </w:r>
-      <w:r>
-        <w:rPr>
-          <w:rStyle w:val="NormalTok"/>
-        </w:rPr>
-        <w:t xml:space="preserve">    </w:t>
-      </w:r>
-      <w:r>
-        <w:rPr>
-          <w:rStyle w:val="StringTok"/>
-        </w:rPr>
-        <w:t xml:space="preserve">`</w:t>
-      </w:r>
-      <w:r>
-        <w:rPr>
-          <w:rStyle w:val="AttributeTok"/>
-        </w:rPr>
-        <w:t xml:space="preserve">Economic activity</w:t>
-      </w:r>
-      <w:r>
-        <w:rPr>
-          <w:rStyle w:val="StringTok"/>
-        </w:rPr>
-        <w:t xml:space="preserve">`</w:t>
-      </w:r>
-      <w:r>
-        <w:rPr>
-          <w:rStyle w:val="NormalTok"/>
-        </w:rPr>
-        <w:t xml:space="preserve"> </w:t>
-      </w:r>
-      <w:r>
-        <w:rPr>
-          <w:rStyle w:val="SpecialCharTok"/>
-        </w:rPr>
-        <w:t xml:space="preserve">%in%</w:t>
-      </w:r>
-      <w:r>
-        <w:rPr>
-          <w:rStyle w:val="NormalTok"/>
-        </w:rPr>
-        <w:t xml:space="preserve"> selected_sectors,</w:t>
-      </w:r>
-      <w:r>
-        <w:br/>
-      </w:r>
-      <w:r>
-        <w:rPr>
-          <w:rStyle w:val="NormalTok"/>
-        </w:rPr>
-        <w:t xml:space="preserve">    Indicator </w:t>
-      </w:r>
-      <w:r>
-        <w:rPr>
-          <w:rStyle w:val="SpecialCharTok"/>
-        </w:rPr>
-        <w:t xml:space="preserve">%in%</w:t>
-      </w:r>
-      <w:r>
-        <w:rPr>
-          <w:rStyle w:val="NormalTok"/>
-        </w:rPr>
-        <w:t xml:space="preserve"> </w:t>
-      </w:r>
-      <w:r>
-        <w:rPr>
-          <w:rStyle w:val="FunctionTok"/>
-        </w:rPr>
-        <w:t xml:space="preserve">c</w:t>
-      </w:r>
-      <w:r>
-        <w:rPr>
-          <w:rStyle w:val="NormalTok"/>
-        </w:rPr>
-        <w:t xml:space="preserve">(</w:t>
-      </w:r>
-      <w:r>
-        <w:rPr>
-          <w:rStyle w:val="StringTok"/>
-        </w:rPr>
-        <w:t xml:space="preserve">"D1"</w:t>
-      </w:r>
-      <w:r>
-        <w:rPr>
-          <w:rStyle w:val="NormalTok"/>
-        </w:rPr>
-        <w:t xml:space="preserve">, </w:t>
-      </w:r>
-      <w:r>
-        <w:rPr>
-          <w:rStyle w:val="StringTok"/>
-        </w:rPr>
-        <w:t xml:space="preserve">"Median"</w:t>
-      </w:r>
-      <w:r>
-        <w:rPr>
-          <w:rStyle w:val="NormalTok"/>
-        </w:rPr>
-        <w:t xml:space="preserve">, </w:t>
-      </w:r>
-      <w:r>
-        <w:rPr>
-          <w:rStyle w:val="StringTok"/>
-        </w:rPr>
-        <w:t xml:space="preserve">"D9"</w:t>
-      </w:r>
-      <w:r>
-        <w:rPr>
-          <w:rStyle w:val="NormalTok"/>
-        </w:rPr>
-        <w:t xml:space="preserve">)</w:t>
-      </w:r>
-      <w:r>
-        <w:br/>
-      </w:r>
-      <w:r>
-        <w:rPr>
-          <w:rStyle w:val="NormalTok"/>
-        </w:rPr>
-        <w:t xml:space="preserve">  ) </w:t>
-      </w:r>
-      <w:r>
-        <w:rPr>
-          <w:rStyle w:val="SpecialCharTok"/>
-        </w:rPr>
-        <w:t xml:space="preserve">%&gt;%</w:t>
-      </w:r>
-      <w:r>
-        <w:br/>
-      </w:r>
-      <w:r>
-        <w:rPr>
-          <w:rStyle w:val="NormalTok"/>
-        </w:rPr>
-        <w:t xml:space="preserve">  </w:t>
-      </w:r>
-      <w:r>
-        <w:rPr>
-          <w:rStyle w:val="FunctionTok"/>
-        </w:rPr>
-        <w:t xml:space="preserve">select</w:t>
-      </w:r>
-      <w:r>
-        <w:rPr>
-          <w:rStyle w:val="NormalTok"/>
-        </w:rPr>
-        <w:t xml:space="preserve">(quarter, </w:t>
-      </w:r>
-      <w:r>
-        <w:rPr>
-          <w:rStyle w:val="StringTok"/>
-        </w:rPr>
-        <w:t xml:space="preserve">`</w:t>
-      </w:r>
-      <w:r>
-        <w:rPr>
-          <w:rStyle w:val="AttributeTok"/>
-        </w:rPr>
-        <w:t xml:space="preserve">Economic activity</w:t>
-      </w:r>
-      <w:r>
-        <w:rPr>
-          <w:rStyle w:val="StringTok"/>
-        </w:rPr>
-        <w:t xml:space="preserve">`</w:t>
-      </w:r>
-      <w:r>
-        <w:rPr>
-          <w:rStyle w:val="NormalTok"/>
-        </w:rPr>
-        <w:t xml:space="preserve">, Indicator, </w:t>
-      </w:r>
-      <w:r>
-        <w:rPr>
-          <w:rStyle w:val="AttributeTok"/>
-        </w:rPr>
-        <w:t xml:space="preserve">value =</w:t>
-      </w:r>
-      <w:r>
-        <w:rPr>
-          <w:rStyle w:val="NormalTok"/>
-        </w:rPr>
-        <w:t xml:space="preserve"> </w:t>
-      </w:r>
-      <w:r>
-        <w:rPr>
-          <w:rStyle w:val="StringTok"/>
-        </w:rPr>
-        <w:t xml:space="preserve">`</w:t>
-      </w:r>
-      <w:r>
-        <w:rPr>
-          <w:rStyle w:val="AttributeTok"/>
-        </w:rPr>
-        <w:t xml:space="preserve">PA111: AVERAGE MONTHLY GROSS WAGES (SALARIES), MEDIAN, DECILES AND NUMBER OF EMPLOYEES</w:t>
-      </w:r>
-      <w:r>
-        <w:rPr>
-          <w:rStyle w:val="StringTok"/>
-        </w:rPr>
-        <w:t xml:space="preserve">`</w:t>
-      </w:r>
-      <w:r>
-        <w:rPr>
-          <w:rStyle w:val="NormalTok"/>
-        </w:rPr>
-        <w:t xml:space="preserve">) </w:t>
-      </w:r>
-      <w:r>
-        <w:rPr>
-          <w:rStyle w:val="SpecialCharTok"/>
-        </w:rPr>
-        <w:t xml:space="preserve">%&gt;%</w:t>
-      </w:r>
-      <w:r>
-        <w:br/>
-      </w:r>
-      <w:r>
-        <w:rPr>
-          <w:rStyle w:val="NormalTok"/>
-        </w:rPr>
-        <w:t xml:space="preserve">  </w:t>
-      </w:r>
-      <w:r>
-        <w:rPr>
-          <w:rStyle w:val="FunctionTok"/>
-        </w:rPr>
-        <w:t xml:space="preserve">pivot_wider</w:t>
-      </w:r>
-      <w:r>
-        <w:rPr>
-          <w:rStyle w:val="NormalTok"/>
-        </w:rPr>
-        <w:t xml:space="preserve">(</w:t>
-      </w:r>
-      <w:r>
-        <w:rPr>
-          <w:rStyle w:val="AttributeTok"/>
-        </w:rPr>
-        <w:t xml:space="preserve">names_from =</w:t>
-      </w:r>
-      <w:r>
-        <w:rPr>
-          <w:rStyle w:val="NormalTok"/>
-        </w:rPr>
-        <w:t xml:space="preserve"> Indicator, </w:t>
-      </w:r>
-      <w:r>
-        <w:rPr>
-          <w:rStyle w:val="AttributeTok"/>
-        </w:rPr>
-        <w:t xml:space="preserve">values_from =</w:t>
-      </w:r>
-      <w:r>
-        <w:rPr>
-          <w:rStyle w:val="NormalTok"/>
-        </w:rPr>
-        <w:t xml:space="preserve"> value)</w:t>
+          <w:rStyle w:val="VerbatimChar"/>
+        </w:rPr>
+        <w:t xml:space="preserve">PXWEB METADATA</w:t>
+      </w:r>
+      <w:r>
+        <w:br/>
+      </w:r>
+      <w:r>
+        <w:rPr>
+          <w:rStyle w:val="VerbatimChar"/>
+        </w:rPr>
+        <w:t xml:space="preserve">PA111: AVERAGE MONTHLY GROSS WAGES (SALARIES), MEDIAN, DECILES AND NUMBER OF EMPLOYEES BY ECONOMIC ACTIVITY SECTION (QUARTERLY) </w:t>
+      </w:r>
+      <w:r>
+        <w:br/>
+      </w:r>
+      <w:r>
+        <w:rPr>
+          <w:rStyle w:val="VerbatimChar"/>
+        </w:rPr>
+        <w:t xml:space="preserve">variables:</w:t>
+      </w:r>
+      <w:r>
+        <w:br/>
+      </w:r>
+      <w:r>
+        <w:rPr>
+          <w:rStyle w:val="VerbatimChar"/>
+        </w:rPr>
+        <w:t xml:space="preserve"> [[1]] Näitaja: Indicator</w:t>
+      </w:r>
+      <w:r>
+        <w:br/>
+      </w:r>
+      <w:r>
+        <w:rPr>
+          <w:rStyle w:val="VerbatimChar"/>
+        </w:rPr>
+        <w:t xml:space="preserve"> [[2]] Tegevusala: Economic activity</w:t>
+      </w:r>
+      <w:r>
+        <w:br/>
+      </w:r>
+      <w:r>
+        <w:rPr>
+          <w:rStyle w:val="VerbatimChar"/>
+        </w:rPr>
+        <w:t xml:space="preserve"> [[3]] Vaatlusperiood: Reference period</w:t>
       </w:r>
     </w:p>
     <w:p>
@@ -1980,13 +1132,351 @@
     </w:p>
     <w:p>
       <w:pPr>
+        <w:pStyle w:val="Compact"/>
+        <w:numPr>
+          <w:ilvl w:val="0"/>
+          <w:numId w:val="1006"/>
+        </w:numPr>
+      </w:pPr>
+      <w:r>
+        <w:t xml:space="preserve">Values for the first key (Näitaja)</w:t>
+      </w:r>
+    </w:p>
+    <w:p>
+      <w:pPr>
         <w:pStyle w:val="SourceCode"/>
       </w:pPr>
       <w:r>
         <w:rPr>
           <w:rStyle w:val="NormalTok"/>
         </w:rPr>
-        <w:t xml:space="preserve">overall_median </w:t>
+        <w:t xml:space="preserve">pa111_meta</w:t>
+      </w:r>
+      <w:r>
+        <w:rPr>
+          <w:rStyle w:val="SpecialCharTok"/>
+        </w:rPr>
+        <w:t xml:space="preserve">$</w:t>
+      </w:r>
+      <w:r>
+        <w:rPr>
+          <w:rStyle w:val="NormalTok"/>
+        </w:rPr>
+        <w:t xml:space="preserve">variables[[</w:t>
+      </w:r>
+      <w:r>
+        <w:rPr>
+          <w:rStyle w:val="DecValTok"/>
+        </w:rPr>
+        <w:t xml:space="preserve">1</w:t>
+      </w:r>
+      <w:r>
+        <w:rPr>
+          <w:rStyle w:val="NormalTok"/>
+        </w:rPr>
+        <w:t xml:space="preserve">]]</w:t>
+      </w:r>
+    </w:p>
+    <w:p>
+      <w:pPr>
+        <w:pStyle w:val="SourceCode"/>
+      </w:pPr>
+      <w:r>
+        <w:rPr>
+          <w:rStyle w:val="VerbatimChar"/>
+        </w:rPr>
+        <w:t xml:space="preserve">$code</w:t>
+      </w:r>
+      <w:r>
+        <w:br/>
+      </w:r>
+      <w:r>
+        <w:rPr>
+          <w:rStyle w:val="VerbatimChar"/>
+        </w:rPr>
+        <w:t xml:space="preserve">[1] "Näitaja"</w:t>
+      </w:r>
+      <w:r>
+        <w:br/>
+      </w:r>
+      <w:r>
+        <w:br/>
+      </w:r>
+      <w:r>
+        <w:rPr>
+          <w:rStyle w:val="VerbatimChar"/>
+        </w:rPr>
+        <w:t xml:space="preserve">$text</w:t>
+      </w:r>
+      <w:r>
+        <w:br/>
+      </w:r>
+      <w:r>
+        <w:rPr>
+          <w:rStyle w:val="VerbatimChar"/>
+        </w:rPr>
+        <w:t xml:space="preserve">[1] "Indicator"</w:t>
+      </w:r>
+      <w:r>
+        <w:br/>
+      </w:r>
+      <w:r>
+        <w:br/>
+      </w:r>
+      <w:r>
+        <w:rPr>
+          <w:rStyle w:val="VerbatimChar"/>
+        </w:rPr>
+        <w:t xml:space="preserve">$values</w:t>
+      </w:r>
+      <w:r>
+        <w:br/>
+      </w:r>
+      <w:r>
+        <w:rPr>
+          <w:rStyle w:val="VerbatimChar"/>
+        </w:rPr>
+        <w:t xml:space="preserve"> [1] "GR_W_AVG"    "NR_EMPL"     "GR_W_D1"     "GR_W_D2"     "GR_W_D3"    </w:t>
+      </w:r>
+      <w:r>
+        <w:br/>
+      </w:r>
+      <w:r>
+        <w:rPr>
+          <w:rStyle w:val="VerbatimChar"/>
+        </w:rPr>
+        <w:t xml:space="preserve"> [6] "GR_W_D4"     "GR_W_D5"     "GR_W_D6"     "GR_W_D7"     "GR_W_D8"    </w:t>
+      </w:r>
+      <w:r>
+        <w:br/>
+      </w:r>
+      <w:r>
+        <w:rPr>
+          <w:rStyle w:val="VerbatimChar"/>
+        </w:rPr>
+        <w:t xml:space="preserve">[11] "GR_W_D9"     "GR_W_AVG_SM"</w:t>
+      </w:r>
+      <w:r>
+        <w:br/>
+      </w:r>
+      <w:r>
+        <w:br/>
+      </w:r>
+      <w:r>
+        <w:rPr>
+          <w:rStyle w:val="VerbatimChar"/>
+        </w:rPr>
+        <w:t xml:space="preserve">$valueTexts</w:t>
+      </w:r>
+      <w:r>
+        <w:br/>
+      </w:r>
+      <w:r>
+        <w:rPr>
+          <w:rStyle w:val="VerbatimChar"/>
+        </w:rPr>
+        <w:t xml:space="preserve"> [1] "Average monthly gross wages (salaries), euros"                                                  </w:t>
+      </w:r>
+      <w:r>
+        <w:br/>
+      </w:r>
+      <w:r>
+        <w:rPr>
+          <w:rStyle w:val="VerbatimChar"/>
+        </w:rPr>
+        <w:t xml:space="preserve"> [2] "Number of employees"                                                                            </w:t>
+      </w:r>
+      <w:r>
+        <w:br/>
+      </w:r>
+      <w:r>
+        <w:rPr>
+          <w:rStyle w:val="VerbatimChar"/>
+        </w:rPr>
+        <w:t xml:space="preserve"> [3] "1st decile of monthly gross wages (salaries), euros"                                            </w:t>
+      </w:r>
+      <w:r>
+        <w:br/>
+      </w:r>
+      <w:r>
+        <w:rPr>
+          <w:rStyle w:val="VerbatimChar"/>
+        </w:rPr>
+        <w:t xml:space="preserve"> [4] "2nd decile of monthly gross wages (salaries), euros"                                            </w:t>
+      </w:r>
+      <w:r>
+        <w:br/>
+      </w:r>
+      <w:r>
+        <w:rPr>
+          <w:rStyle w:val="VerbatimChar"/>
+        </w:rPr>
+        <w:t xml:space="preserve"> [5] "3rd decile of monthly gross wages (salaries), euros"                                            </w:t>
+      </w:r>
+      <w:r>
+        <w:br/>
+      </w:r>
+      <w:r>
+        <w:rPr>
+          <w:rStyle w:val="VerbatimChar"/>
+        </w:rPr>
+        <w:t xml:space="preserve"> [6] "4th decile of monthly gross wages (salaries), euros"                                            </w:t>
+      </w:r>
+      <w:r>
+        <w:br/>
+      </w:r>
+      <w:r>
+        <w:rPr>
+          <w:rStyle w:val="VerbatimChar"/>
+        </w:rPr>
+        <w:t xml:space="preserve"> [7] "Median (5th decile) of monthly gross wages (salaries), euros"                                   </w:t>
+      </w:r>
+      <w:r>
+        <w:br/>
+      </w:r>
+      <w:r>
+        <w:rPr>
+          <w:rStyle w:val="VerbatimChar"/>
+        </w:rPr>
+        <w:t xml:space="preserve"> [8] "6th decile of monthly gross wages (salaries), euros"                                            </w:t>
+      </w:r>
+      <w:r>
+        <w:br/>
+      </w:r>
+      <w:r>
+        <w:rPr>
+          <w:rStyle w:val="VerbatimChar"/>
+        </w:rPr>
+        <w:t xml:space="preserve"> [9] "7th decile of monthly gross wages (salaries), euros"                                            </w:t>
+      </w:r>
+      <w:r>
+        <w:br/>
+      </w:r>
+      <w:r>
+        <w:rPr>
+          <w:rStyle w:val="VerbatimChar"/>
+        </w:rPr>
+        <w:t xml:space="preserve">[10] "8th decile of monthly gross wages (salaries), euros"                                            </w:t>
+      </w:r>
+      <w:r>
+        <w:br/>
+      </w:r>
+      <w:r>
+        <w:rPr>
+          <w:rStyle w:val="VerbatimChar"/>
+        </w:rPr>
+        <w:t xml:space="preserve">[11] "9th decile of monthly gross wages (salaries), euros"                                            </w:t>
+      </w:r>
+      <w:r>
+        <w:br/>
+      </w:r>
+      <w:r>
+        <w:rPr>
+          <w:rStyle w:val="VerbatimChar"/>
+        </w:rPr>
+        <w:t xml:space="preserve">[12] "Percentage change in average gross wages (salaries) compared to same period in previous year, %"</w:t>
+      </w:r>
+      <w:r>
+        <w:br/>
+      </w:r>
+      <w:r>
+        <w:br/>
+      </w:r>
+      <w:r>
+        <w:rPr>
+          <w:rStyle w:val="VerbatimChar"/>
+        </w:rPr>
+        <w:t xml:space="preserve">$elimination</w:t>
+      </w:r>
+      <w:r>
+        <w:br/>
+      </w:r>
+      <w:r>
+        <w:rPr>
+          <w:rStyle w:val="VerbatimChar"/>
+        </w:rPr>
+        <w:t xml:space="preserve">[1] FALSE</w:t>
+      </w:r>
+      <w:r>
+        <w:br/>
+      </w:r>
+      <w:r>
+        <w:br/>
+      </w:r>
+      <w:r>
+        <w:rPr>
+          <w:rStyle w:val="VerbatimChar"/>
+        </w:rPr>
+        <w:t xml:space="preserve">$time</w:t>
+      </w:r>
+      <w:r>
+        <w:br/>
+      </w:r>
+      <w:r>
+        <w:rPr>
+          <w:rStyle w:val="VerbatimChar"/>
+        </w:rPr>
+        <w:t xml:space="preserve">[1] FALSE</w:t>
+      </w:r>
+    </w:p>
+    <w:bookmarkEnd w:id="26"/>
+    <w:bookmarkStart w:id="27" w:name="fetch-data"/>
+    <w:p>
+      <w:pPr>
+        <w:pStyle w:val="Heading2"/>
+      </w:pPr>
+      <w:r>
+        <w:t xml:space="preserve">5 Fetch data</w:t>
+      </w:r>
+    </w:p>
+    <w:p>
+      <w:pPr>
+        <w:pStyle w:val="Compact"/>
+        <w:numPr>
+          <w:ilvl w:val="0"/>
+          <w:numId w:val="1007"/>
+        </w:numPr>
+      </w:pPr>
+      <w:r>
+        <w:t xml:space="preserve">Set: Url to the database &amp; Key-value pair</w:t>
+      </w:r>
+    </w:p>
+    <w:p>
+      <w:pPr>
+        <w:pStyle w:val="Compact"/>
+        <w:numPr>
+          <w:ilvl w:val="0"/>
+          <w:numId w:val="1007"/>
+        </w:numPr>
+      </w:pPr>
+      <w:r>
+        <w:t xml:space="preserve">Wildcard operator</w:t>
+      </w:r>
+      <w:r>
+        <w:t xml:space="preserve"> </w:t>
+      </w:r>
+      <w:r>
+        <w:rPr>
+          <w:rStyle w:val="VerbatimChar"/>
+        </w:rPr>
+        <w:t xml:space="preserve">*</w:t>
+      </w:r>
+      <w:r>
+        <w:t xml:space="preserve"> </w:t>
+      </w:r>
+      <w:r>
+        <w:t xml:space="preserve">to select all values</w:t>
+      </w:r>
+    </w:p>
+    <w:p>
+      <w:pPr>
+        <w:pStyle w:val="SourceCode"/>
+      </w:pPr>
+      <w:r>
+        <w:rPr>
+          <w:rStyle w:val="NormalTok"/>
+        </w:rPr>
+        <w:t xml:space="preserve">px_query_list1 </w:t>
       </w:r>
       <w:r>
         <w:rPr>
@@ -1998,270 +1488,600 @@
         <w:rPr>
           <w:rStyle w:val="NormalTok"/>
         </w:rPr>
-        <w:t xml:space="preserve"> pa111_plotdata </w:t>
+        <w:t xml:space="preserve"> </w:t>
+      </w:r>
+      <w:r>
+        <w:rPr>
+          <w:rStyle w:val="FunctionTok"/>
+        </w:rPr>
+        <w:t xml:space="preserve">list</w:t>
+      </w:r>
+      <w:r>
+        <w:rPr>
+          <w:rStyle w:val="NormalTok"/>
+        </w:rPr>
+        <w:t xml:space="preserve">(</w:t>
+      </w:r>
+      <w:r>
+        <w:br/>
+      </w:r>
+      <w:r>
+        <w:rPr>
+          <w:rStyle w:val="NormalTok"/>
+        </w:rPr>
+        <w:t xml:space="preserve">  </w:t>
+      </w:r>
+      <w:r>
+        <w:rPr>
+          <w:rStyle w:val="StringTok"/>
+        </w:rPr>
+        <w:t xml:space="preserve">"Näitaja"</w:t>
+      </w:r>
+      <w:r>
+        <w:rPr>
+          <w:rStyle w:val="NormalTok"/>
+        </w:rPr>
+        <w:t xml:space="preserve"> </w:t>
+      </w:r>
+      <w:r>
+        <w:rPr>
+          <w:rStyle w:val="OtherTok"/>
+        </w:rPr>
+        <w:t xml:space="preserve">=</w:t>
+      </w:r>
+      <w:r>
+        <w:rPr>
+          <w:rStyle w:val="NormalTok"/>
+        </w:rPr>
+        <w:t xml:space="preserve"> </w:t>
+      </w:r>
+      <w:r>
+        <w:rPr>
+          <w:rStyle w:val="FunctionTok"/>
+        </w:rPr>
+        <w:t xml:space="preserve">c</w:t>
+      </w:r>
+      <w:r>
+        <w:rPr>
+          <w:rStyle w:val="NormalTok"/>
+        </w:rPr>
+        <w:t xml:space="preserve">(</w:t>
+      </w:r>
+      <w:r>
+        <w:rPr>
+          <w:rStyle w:val="StringTok"/>
+        </w:rPr>
+        <w:t xml:space="preserve">"GR_W_D1"</w:t>
+      </w:r>
+      <w:r>
+        <w:rPr>
+          <w:rStyle w:val="NormalTok"/>
+        </w:rPr>
+        <w:t xml:space="preserve">, </w:t>
+      </w:r>
+      <w:r>
+        <w:rPr>
+          <w:rStyle w:val="StringTok"/>
+        </w:rPr>
+        <w:t xml:space="preserve">"GR_W_D5"</w:t>
+      </w:r>
+      <w:r>
+        <w:rPr>
+          <w:rStyle w:val="NormalTok"/>
+        </w:rPr>
+        <w:t xml:space="preserve">, </w:t>
+      </w:r>
+      <w:r>
+        <w:rPr>
+          <w:rStyle w:val="StringTok"/>
+        </w:rPr>
+        <w:t xml:space="preserve">"GR_W_D9"</w:t>
+      </w:r>
+      <w:r>
+        <w:rPr>
+          <w:rStyle w:val="NormalTok"/>
+        </w:rPr>
+        <w:t xml:space="preserve">),</w:t>
+      </w:r>
+      <w:r>
+        <w:br/>
+      </w:r>
+      <w:r>
+        <w:rPr>
+          <w:rStyle w:val="NormalTok"/>
+        </w:rPr>
+        <w:t xml:space="preserve">  </w:t>
+      </w:r>
+      <w:r>
+        <w:rPr>
+          <w:rStyle w:val="StringTok"/>
+        </w:rPr>
+        <w:t xml:space="preserve">"Tegevusala"</w:t>
+      </w:r>
+      <w:r>
+        <w:rPr>
+          <w:rStyle w:val="NormalTok"/>
+        </w:rPr>
+        <w:t xml:space="preserve"> </w:t>
+      </w:r>
+      <w:r>
+        <w:rPr>
+          <w:rStyle w:val="OtherTok"/>
+        </w:rPr>
+        <w:t xml:space="preserve">=</w:t>
+      </w:r>
+      <w:r>
+        <w:rPr>
+          <w:rStyle w:val="NormalTok"/>
+        </w:rPr>
+        <w:t xml:space="preserve"> </w:t>
+      </w:r>
+      <w:r>
+        <w:rPr>
+          <w:rStyle w:val="StringTok"/>
+        </w:rPr>
+        <w:t xml:space="preserve">"*"</w:t>
+      </w:r>
+      <w:r>
+        <w:rPr>
+          <w:rStyle w:val="NormalTok"/>
+        </w:rPr>
+        <w:t xml:space="preserve">,</w:t>
+      </w:r>
+      <w:r>
+        <w:br/>
+      </w:r>
+      <w:r>
+        <w:rPr>
+          <w:rStyle w:val="NormalTok"/>
+        </w:rPr>
+        <w:t xml:space="preserve">  </w:t>
+      </w:r>
+      <w:r>
+        <w:rPr>
+          <w:rStyle w:val="StringTok"/>
+        </w:rPr>
+        <w:t xml:space="preserve">"Vaatlusperiood"</w:t>
+      </w:r>
+      <w:r>
+        <w:rPr>
+          <w:rStyle w:val="NormalTok"/>
+        </w:rPr>
+        <w:t xml:space="preserve"> </w:t>
+      </w:r>
+      <w:r>
+        <w:rPr>
+          <w:rStyle w:val="OtherTok"/>
+        </w:rPr>
+        <w:t xml:space="preserve">=</w:t>
+      </w:r>
+      <w:r>
+        <w:rPr>
+          <w:rStyle w:val="NormalTok"/>
+        </w:rPr>
+        <w:t xml:space="preserve"> </w:t>
+      </w:r>
+      <w:r>
+        <w:rPr>
+          <w:rStyle w:val="StringTok"/>
+        </w:rPr>
+        <w:t xml:space="preserve">"*"</w:t>
+      </w:r>
+      <w:r>
+        <w:br/>
+      </w:r>
+      <w:r>
+        <w:rPr>
+          <w:rStyle w:val="NormalTok"/>
+        </w:rPr>
+        <w:t xml:space="preserve">)</w:t>
+      </w:r>
+      <w:r>
+        <w:br/>
+      </w:r>
+      <w:r>
+        <w:br/>
+      </w:r>
+      <w:r>
+        <w:rPr>
+          <w:rStyle w:val="NormalTok"/>
+        </w:rPr>
+        <w:t xml:space="preserve">pa111 </w:t>
+      </w:r>
+      <w:r>
+        <w:rPr>
+          <w:rStyle w:val="OtherTok"/>
+        </w:rPr>
+        <w:t xml:space="preserve">&lt;-</w:t>
+      </w:r>
+      <w:r>
+        <w:rPr>
+          <w:rStyle w:val="NormalTok"/>
+        </w:rPr>
+        <w:t xml:space="preserve"> </w:t>
+      </w:r>
+      <w:r>
+        <w:rPr>
+          <w:rStyle w:val="FunctionTok"/>
+        </w:rPr>
+        <w:t xml:space="preserve">pxweb_get</w:t>
+      </w:r>
+      <w:r>
+        <w:rPr>
+          <w:rStyle w:val="NormalTok"/>
+        </w:rPr>
+        <w:t xml:space="preserve">(</w:t>
+      </w:r>
+      <w:r>
+        <w:br/>
+      </w:r>
+      <w:r>
+        <w:rPr>
+          <w:rStyle w:val="NormalTok"/>
+        </w:rPr>
+        <w:t xml:space="preserve">  </w:t>
+      </w:r>
+      <w:r>
+        <w:rPr>
+          <w:rStyle w:val="AttributeTok"/>
+        </w:rPr>
+        <w:t xml:space="preserve">url =</w:t>
+      </w:r>
+      <w:r>
+        <w:rPr>
+          <w:rStyle w:val="NormalTok"/>
+        </w:rPr>
+        <w:t xml:space="preserve"> </w:t>
+      </w:r>
+      <w:r>
+        <w:rPr>
+          <w:rStyle w:val="StringTok"/>
+        </w:rPr>
+        <w:t xml:space="preserve">"https://andmed.stat.ee/api/v1/en/stat/PA111"</w:t>
+      </w:r>
+      <w:r>
+        <w:rPr>
+          <w:rStyle w:val="NormalTok"/>
+        </w:rPr>
+        <w:t xml:space="preserve">,</w:t>
+      </w:r>
+      <w:r>
+        <w:br/>
+      </w:r>
+      <w:r>
+        <w:rPr>
+          <w:rStyle w:val="NormalTok"/>
+        </w:rPr>
+        <w:t xml:space="preserve">  </w:t>
+      </w:r>
+      <w:r>
+        <w:rPr>
+          <w:rStyle w:val="AttributeTok"/>
+        </w:rPr>
+        <w:t xml:space="preserve">query =</w:t>
+      </w:r>
+      <w:r>
+        <w:rPr>
+          <w:rStyle w:val="NormalTok"/>
+        </w:rPr>
+        <w:t xml:space="preserve"> px_query_list1</w:t>
+      </w:r>
+      <w:r>
+        <w:br/>
+      </w:r>
+      <w:r>
+        <w:rPr>
+          <w:rStyle w:val="NormalTok"/>
+        </w:rPr>
+        <w:t xml:space="preserve">)</w:t>
+      </w:r>
+    </w:p>
+    <w:p>
+      <w:pPr>
+        <w:pStyle w:val="Compact"/>
+        <w:numPr>
+          <w:ilvl w:val="0"/>
+          <w:numId w:val="1008"/>
+        </w:numPr>
+      </w:pPr>
+      <w:r>
+        <w:t xml:space="preserve">We get a list object with the data</w:t>
+      </w:r>
+    </w:p>
+    <w:p>
+      <w:pPr>
+        <w:pStyle w:val="SourceCode"/>
+      </w:pPr>
+      <w:r>
+        <w:rPr>
+          <w:rStyle w:val="NormalTok"/>
+        </w:rPr>
+        <w:t xml:space="preserve">pa111</w:t>
+      </w:r>
+    </w:p>
+    <w:p>
+      <w:pPr>
+        <w:pStyle w:val="SourceCode"/>
+      </w:pPr>
+      <w:r>
+        <w:rPr>
+          <w:rStyle w:val="VerbatimChar"/>
+        </w:rPr>
+        <w:t xml:space="preserve">PXWEB DATA</w:t>
+      </w:r>
+      <w:r>
+        <w:br/>
+      </w:r>
+      <w:r>
+        <w:rPr>
+          <w:rStyle w:val="VerbatimChar"/>
+        </w:rPr>
+        <w:t xml:space="preserve">With 4 variables and 960 observations.</w:t>
+      </w:r>
+    </w:p>
+    <w:p>
+      <w:pPr>
+        <w:pStyle w:val="SourceCode"/>
+      </w:pPr>
+      <w:r>
+        <w:rPr>
+          <w:rStyle w:val="FunctionTok"/>
+        </w:rPr>
+        <w:t xml:space="preserve">class</w:t>
+      </w:r>
+      <w:r>
+        <w:rPr>
+          <w:rStyle w:val="NormalTok"/>
+        </w:rPr>
+        <w:t xml:space="preserve">(pa111)</w:t>
+      </w:r>
+    </w:p>
+    <w:p>
+      <w:pPr>
+        <w:pStyle w:val="SourceCode"/>
+      </w:pPr>
+      <w:r>
+        <w:rPr>
+          <w:rStyle w:val="VerbatimChar"/>
+        </w:rPr>
+        <w:t xml:space="preserve">[1] "pxweb_data" "list"      </w:t>
+      </w:r>
+    </w:p>
+    <w:bookmarkEnd w:id="27"/>
+    <w:bookmarkStart w:id="31" w:name="X26ac696b125d40ebaff9a7446930e8259887bb5"/>
+    <w:p>
+      <w:pPr>
+        <w:pStyle w:val="Heading2"/>
+      </w:pPr>
+      <w:r>
+        <w:t xml:space="preserve">6 Convert the pxweb list object to a data frame</w:t>
+      </w:r>
+    </w:p>
+    <w:p>
+      <w:pPr>
+        <w:pStyle w:val="SourceCode"/>
+      </w:pPr>
+      <w:r>
+        <w:rPr>
+          <w:rStyle w:val="CommentTok"/>
+        </w:rPr>
+        <w:t xml:space="preserve"># Convert to data frame</w:t>
+      </w:r>
+      <w:r>
+        <w:br/>
+      </w:r>
+      <w:r>
+        <w:rPr>
+          <w:rStyle w:val="NormalTok"/>
+        </w:rPr>
+        <w:t xml:space="preserve">pa111.df </w:t>
+      </w:r>
+      <w:r>
+        <w:rPr>
+          <w:rStyle w:val="OtherTok"/>
+        </w:rPr>
+        <w:t xml:space="preserve">&lt;-</w:t>
+      </w:r>
+      <w:r>
+        <w:rPr>
+          <w:rStyle w:val="NormalTok"/>
+        </w:rPr>
+        <w:t xml:space="preserve"> </w:t>
+      </w:r>
+      <w:r>
+        <w:rPr>
+          <w:rStyle w:val="FunctionTok"/>
+        </w:rPr>
+        <w:t xml:space="preserve">as.data.frame</w:t>
+      </w:r>
+      <w:r>
+        <w:rPr>
+          <w:rStyle w:val="NormalTok"/>
+        </w:rPr>
+        <w:t xml:space="preserve">(pa111, </w:t>
+      </w:r>
+      <w:r>
+        <w:rPr>
+          <w:rStyle w:val="AttributeTok"/>
+        </w:rPr>
+        <w:t xml:space="preserve">column.name.type =</w:t>
+      </w:r>
+      <w:r>
+        <w:rPr>
+          <w:rStyle w:val="NormalTok"/>
+        </w:rPr>
+        <w:t xml:space="preserve"> </w:t>
+      </w:r>
+      <w:r>
+        <w:rPr>
+          <w:rStyle w:val="StringTok"/>
+        </w:rPr>
+        <w:t xml:space="preserve">"text"</w:t>
+      </w:r>
+      <w:r>
+        <w:rPr>
+          <w:rStyle w:val="NormalTok"/>
+        </w:rPr>
+        <w:t xml:space="preserve">, </w:t>
+      </w:r>
+      <w:r>
+        <w:rPr>
+          <w:rStyle w:val="AttributeTok"/>
+        </w:rPr>
+        <w:t xml:space="preserve">variable.value.type =</w:t>
+      </w:r>
+      <w:r>
+        <w:rPr>
+          <w:rStyle w:val="NormalTok"/>
+        </w:rPr>
+        <w:t xml:space="preserve"> </w:t>
+      </w:r>
+      <w:r>
+        <w:rPr>
+          <w:rStyle w:val="StringTok"/>
+        </w:rPr>
+        <w:t xml:space="preserve">"text"</w:t>
+      </w:r>
+      <w:r>
+        <w:rPr>
+          <w:rStyle w:val="NormalTok"/>
+        </w:rPr>
+        <w:t xml:space="preserve">)</w:t>
+      </w:r>
+      <w:r>
+        <w:br/>
+      </w:r>
+      <w:r>
+        <w:rPr>
+          <w:rStyle w:val="NormalTok"/>
+        </w:rPr>
+        <w:t xml:space="preserve">pa111.code </w:t>
+      </w:r>
+      <w:r>
+        <w:rPr>
+          <w:rStyle w:val="OtherTok"/>
+        </w:rPr>
+        <w:t xml:space="preserve">&lt;-</w:t>
+      </w:r>
+      <w:r>
+        <w:rPr>
+          <w:rStyle w:val="NormalTok"/>
+        </w:rPr>
+        <w:t xml:space="preserve"> </w:t>
+      </w:r>
+      <w:r>
+        <w:rPr>
+          <w:rStyle w:val="FunctionTok"/>
+        </w:rPr>
+        <w:t xml:space="preserve">as.data.frame</w:t>
+      </w:r>
+      <w:r>
+        <w:rPr>
+          <w:rStyle w:val="NormalTok"/>
+        </w:rPr>
+        <w:t xml:space="preserve">(pa111, </w:t>
+      </w:r>
+      <w:r>
+        <w:rPr>
+          <w:rStyle w:val="AttributeTok"/>
+        </w:rPr>
+        <w:t xml:space="preserve">column.name.type =</w:t>
+      </w:r>
+      <w:r>
+        <w:rPr>
+          <w:rStyle w:val="NormalTok"/>
+        </w:rPr>
+        <w:t xml:space="preserve"> </w:t>
+      </w:r>
+      <w:r>
+        <w:rPr>
+          <w:rStyle w:val="StringTok"/>
+        </w:rPr>
+        <w:t xml:space="preserve">"code"</w:t>
+      </w:r>
+      <w:r>
+        <w:rPr>
+          <w:rStyle w:val="NormalTok"/>
+        </w:rPr>
+        <w:t xml:space="preserve">, </w:t>
+      </w:r>
+      <w:r>
+        <w:rPr>
+          <w:rStyle w:val="AttributeTok"/>
+        </w:rPr>
+        <w:t xml:space="preserve">variable.value.type =</w:t>
+      </w:r>
+      <w:r>
+        <w:rPr>
+          <w:rStyle w:val="NormalTok"/>
+        </w:rPr>
+        <w:t xml:space="preserve"> </w:t>
+      </w:r>
+      <w:r>
+        <w:rPr>
+          <w:rStyle w:val="StringTok"/>
+        </w:rPr>
+        <w:t xml:space="preserve">"code"</w:t>
+      </w:r>
+      <w:r>
+        <w:rPr>
+          <w:rStyle w:val="NormalTok"/>
+        </w:rPr>
+        <w:t xml:space="preserve">)</w:t>
+      </w:r>
+      <w:r>
+        <w:br/>
+      </w:r>
+      <w:r>
+        <w:rPr>
+          <w:rStyle w:val="CommentTok"/>
+        </w:rPr>
+        <w:t xml:space="preserve"># Optional: Combine text and code in one data frame</w:t>
+      </w:r>
+      <w:r>
+        <w:br/>
+      </w:r>
+      <w:r>
+        <w:rPr>
+          <w:rStyle w:val="NormalTok"/>
+        </w:rPr>
+        <w:t xml:space="preserve">pa111.df</w:t>
       </w:r>
       <w:r>
         <w:rPr>
           <w:rStyle w:val="SpecialCharTok"/>
         </w:rPr>
-        <w:t xml:space="preserve">%&gt;%</w:t>
-      </w:r>
-      <w:r>
-        <w:br/>
-      </w:r>
-      <w:r>
-        <w:rPr>
-          <w:rStyle w:val="NormalTok"/>
-        </w:rPr>
-        <w:t xml:space="preserve">  </w:t>
-      </w:r>
-      <w:r>
-        <w:rPr>
-          <w:rStyle w:val="FunctionTok"/>
-        </w:rPr>
-        <w:t xml:space="preserve">filter</w:t>
-      </w:r>
-      <w:r>
-        <w:rPr>
-          <w:rStyle w:val="NormalTok"/>
-        </w:rPr>
-        <w:t xml:space="preserve">(</w:t>
-      </w:r>
-      <w:r>
-        <w:rPr>
-          <w:rStyle w:val="StringTok"/>
-        </w:rPr>
-        <w:t xml:space="preserve">`</w:t>
-      </w:r>
-      <w:r>
-        <w:rPr>
-          <w:rStyle w:val="AttributeTok"/>
-        </w:rPr>
-        <w:t xml:space="preserve">Economic activity</w:t>
-      </w:r>
-      <w:r>
-        <w:rPr>
-          <w:rStyle w:val="StringTok"/>
-        </w:rPr>
-        <w:t xml:space="preserve">`</w:t>
-      </w:r>
-      <w:r>
-        <w:rPr>
-          <w:rStyle w:val="NormalTok"/>
-        </w:rPr>
-        <w:t xml:space="preserve"> </w:t>
+        <w:t xml:space="preserve">$</w:t>
+      </w:r>
+      <w:r>
+        <w:rPr>
+          <w:rStyle w:val="NormalTok"/>
+        </w:rPr>
+        <w:t xml:space="preserve">Näitaja </w:t>
+      </w:r>
+      <w:r>
+        <w:rPr>
+          <w:rStyle w:val="OtherTok"/>
+        </w:rPr>
+        <w:t xml:space="preserve">&lt;-</w:t>
+      </w:r>
+      <w:r>
+        <w:rPr>
+          <w:rStyle w:val="NormalTok"/>
+        </w:rPr>
+        <w:t xml:space="preserve"> pa111.code</w:t>
       </w:r>
       <w:r>
         <w:rPr>
           <w:rStyle w:val="SpecialCharTok"/>
         </w:rPr>
-        <w:t xml:space="preserve">==</w:t>
-      </w:r>
-      <w:r>
-        <w:rPr>
-          <w:rStyle w:val="NormalTok"/>
-        </w:rPr>
-        <w:t xml:space="preserve"> </w:t>
-      </w:r>
-      <w:r>
-        <w:rPr>
-          <w:rStyle w:val="StringTok"/>
-        </w:rPr>
-        <w:t xml:space="preserve">"Total - all activities"</w:t>
-      </w:r>
-      <w:r>
-        <w:rPr>
-          <w:rStyle w:val="NormalTok"/>
-        </w:rPr>
-        <w:t xml:space="preserve">) </w:t>
-      </w:r>
-      <w:r>
-        <w:rPr>
-          <w:rStyle w:val="SpecialCharTok"/>
-        </w:rPr>
-        <w:t xml:space="preserve">%&gt;%</w:t>
-      </w:r>
-      <w:r>
-        <w:br/>
-      </w:r>
-      <w:r>
-        <w:rPr>
-          <w:rStyle w:val="NormalTok"/>
-        </w:rPr>
-        <w:t xml:space="preserve">  </w:t>
-      </w:r>
-      <w:r>
-        <w:rPr>
-          <w:rStyle w:val="FunctionTok"/>
-        </w:rPr>
-        <w:t xml:space="preserve">select</w:t>
-      </w:r>
-      <w:r>
-        <w:rPr>
-          <w:rStyle w:val="NormalTok"/>
-        </w:rPr>
-        <w:t xml:space="preserve">(quarter, </w:t>
-      </w:r>
-      <w:r>
-        <w:rPr>
-          <w:rStyle w:val="AttributeTok"/>
-        </w:rPr>
-        <w:t xml:space="preserve">total_median =</w:t>
-      </w:r>
-      <w:r>
-        <w:rPr>
-          <w:rStyle w:val="NormalTok"/>
-        </w:rPr>
-        <w:t xml:space="preserve"> Median)</w:t>
-      </w:r>
-    </w:p>
-    <w:p>
-      <w:pPr>
-        <w:pStyle w:val="SourceCode"/>
-      </w:pPr>
-      <w:r>
-        <w:rPr>
-          <w:rStyle w:val="NormalTok"/>
-        </w:rPr>
-        <w:t xml:space="preserve">pa111_plotdata </w:t>
-      </w:r>
-      <w:r>
-        <w:rPr>
-          <w:rStyle w:val="OtherTok"/>
-        </w:rPr>
-        <w:t xml:space="preserve">&lt;-</w:t>
-      </w:r>
-      <w:r>
-        <w:rPr>
-          <w:rStyle w:val="NormalTok"/>
-        </w:rPr>
-        <w:t xml:space="preserve"> pa111_plotdata </w:t>
-      </w:r>
-      <w:r>
-        <w:rPr>
-          <w:rStyle w:val="SpecialCharTok"/>
-        </w:rPr>
-        <w:t xml:space="preserve">%&gt;%</w:t>
-      </w:r>
-      <w:r>
-        <w:br/>
-      </w:r>
-      <w:r>
-        <w:rPr>
-          <w:rStyle w:val="NormalTok"/>
-        </w:rPr>
-        <w:t xml:space="preserve">  </w:t>
-      </w:r>
-      <w:r>
-        <w:rPr>
-          <w:rStyle w:val="FunctionTok"/>
-        </w:rPr>
-        <w:t xml:space="preserve">filter</w:t>
-      </w:r>
-      <w:r>
-        <w:rPr>
-          <w:rStyle w:val="NormalTok"/>
-        </w:rPr>
-        <w:t xml:space="preserve">(</w:t>
-      </w:r>
-      <w:r>
-        <w:rPr>
-          <w:rStyle w:val="StringTok"/>
-        </w:rPr>
-        <w:t xml:space="preserve">`</w:t>
-      </w:r>
-      <w:r>
-        <w:rPr>
-          <w:rStyle w:val="AttributeTok"/>
-        </w:rPr>
-        <w:t xml:space="preserve">Economic activity</w:t>
-      </w:r>
-      <w:r>
-        <w:rPr>
-          <w:rStyle w:val="StringTok"/>
-        </w:rPr>
-        <w:t xml:space="preserve">`</w:t>
-      </w:r>
-      <w:r>
-        <w:rPr>
-          <w:rStyle w:val="NormalTok"/>
-        </w:rPr>
-        <w:t xml:space="preserve"> </w:t>
-      </w:r>
-      <w:r>
-        <w:rPr>
-          <w:rStyle w:val="SpecialCharTok"/>
-        </w:rPr>
-        <w:t xml:space="preserve">!=</w:t>
-      </w:r>
-      <w:r>
-        <w:rPr>
-          <w:rStyle w:val="NormalTok"/>
-        </w:rPr>
-        <w:t xml:space="preserve"> </w:t>
-      </w:r>
-      <w:r>
-        <w:rPr>
-          <w:rStyle w:val="StringTok"/>
-        </w:rPr>
-        <w:t xml:space="preserve">"Total - all activities"</w:t>
-      </w:r>
-      <w:r>
-        <w:rPr>
-          <w:rStyle w:val="NormalTok"/>
-        </w:rPr>
-        <w:t xml:space="preserve">) </w:t>
-      </w:r>
-      <w:r>
-        <w:rPr>
-          <w:rStyle w:val="SpecialCharTok"/>
-        </w:rPr>
-        <w:t xml:space="preserve">%&gt;%</w:t>
-      </w:r>
-      <w:r>
-        <w:br/>
-      </w:r>
-      <w:r>
-        <w:rPr>
-          <w:rStyle w:val="NormalTok"/>
-        </w:rPr>
-        <w:t xml:space="preserve">  </w:t>
-      </w:r>
-      <w:r>
-        <w:rPr>
-          <w:rStyle w:val="FunctionTok"/>
-        </w:rPr>
-        <w:t xml:space="preserve">left_join</w:t>
-      </w:r>
-      <w:r>
-        <w:rPr>
-          <w:rStyle w:val="NormalTok"/>
-        </w:rPr>
-        <w:t xml:space="preserve">(overall_median, </w:t>
-      </w:r>
-      <w:r>
-        <w:rPr>
-          <w:rStyle w:val="AttributeTok"/>
-        </w:rPr>
-        <w:t xml:space="preserve">by =</w:t>
-      </w:r>
-      <w:r>
-        <w:rPr>
-          <w:rStyle w:val="NormalTok"/>
-        </w:rPr>
-        <w:t xml:space="preserve"> </w:t>
-      </w:r>
-      <w:r>
-        <w:rPr>
-          <w:rStyle w:val="StringTok"/>
-        </w:rPr>
-        <w:t xml:space="preserve">"quarter"</w:t>
-      </w:r>
-      <w:r>
-        <w:rPr>
-          <w:rStyle w:val="NormalTok"/>
-        </w:rPr>
-        <w:t xml:space="preserve">)</w:t>
+        <w:t xml:space="preserve">$</w:t>
+      </w:r>
+      <w:r>
+        <w:rPr>
+          <w:rStyle w:val="NormalTok"/>
+        </w:rPr>
+        <w:t xml:space="preserve">Näitaja</w:t>
       </w:r>
     </w:p>
     <w:p>
@@ -3023,18 +2843,18 @@
           <wp:inline>
             <wp:extent cx="5334000" cy="4267200"/>
             <wp:effectExtent b="0" l="0" r="0" t="0"/>
-            <wp:docPr descr="" title="" id="25" name="Picture"/>
+            <wp:docPr descr="" title="" id="29" name="Picture"/>
             <a:graphic>
               <a:graphicData uri="http://schemas.openxmlformats.org/drawingml/2006/picture">
                 <pic:pic>
                   <pic:nvPicPr>
-                    <pic:cNvPr descr="example2_statistics_estonia_files/figure-docx/unnamed-chunk-7-1.png" id="26" name="Picture"/>
+                    <pic:cNvPr descr="example2_statistics_estonia_files/figure-docx/unnamed-chunk-11-1.png" id="30" name="Picture"/>
                     <pic:cNvPicPr>
                       <a:picLocks noChangeArrowheads="1" noChangeAspect="1"/>
                     </pic:cNvPicPr>
                   </pic:nvPicPr>
                   <pic:blipFill>
-                    <a:blip r:embed="rId24"/>
+                    <a:blip r:embed="rId28"/>
                     <a:stretch>
                       <a:fillRect/>
                     </a:stretch>
@@ -3061,14 +2881,14 @@
         </w:drawing>
       </w:r>
     </w:p>
-    <w:bookmarkEnd w:id="27"/>
-    <w:bookmarkStart w:id="28" w:name="rendering-all-formats-from-r-or-bash"/>
+    <w:bookmarkEnd w:id="31"/>
+    <w:bookmarkStart w:id="32" w:name="rendering-all-formats-from-r-or-bash"/>
     <w:p>
       <w:pPr>
         <w:pStyle w:val="Heading2"/>
       </w:pPr>
       <w:r>
-        <w:t xml:space="preserve">🧪Rendering All Formats from R or Bash</w:t>
+        <w:t xml:space="preserve">7 Rendering All Formats from R or Bash</w:t>
       </w:r>
     </w:p>
     <w:p>
@@ -3092,7 +2912,7 @@
         <w:t xml:space="preserve"> </w:t>
       </w:r>
       <w:r>
-        <w:t xml:space="preserve">(docx, Beamer, Reveal.js):</w:t>
+        <w:t xml:space="preserve">(docx, Beamer, Reveal.js): run programmatically from another script or the R console:</w:t>
       </w:r>
     </w:p>
     <w:p>
@@ -3101,9 +2921,95 @@
       </w:pPr>
       <w:r>
         <w:rPr>
-          <w:rStyle w:val="CommentTok"/>
-        </w:rPr>
-        <w:t xml:space="preserve"># quarto_render("example2_statistics_estonia.qmd", output_format = "all")</w:t>
+          <w:rStyle w:val="NormalTok"/>
+        </w:rPr>
+        <w:t xml:space="preserve">quarto</w:t>
+      </w:r>
+      <w:r>
+        <w:rPr>
+          <w:rStyle w:val="SpecialCharTok"/>
+        </w:rPr>
+        <w:t xml:space="preserve">::</w:t>
+      </w:r>
+      <w:r>
+        <w:rPr>
+          <w:rStyle w:val="FunctionTok"/>
+        </w:rPr>
+        <w:t xml:space="preserve">quarto_render</w:t>
+      </w:r>
+      <w:r>
+        <w:rPr>
+          <w:rStyle w:val="NormalTok"/>
+        </w:rPr>
+        <w:t xml:space="preserve">(</w:t>
+      </w:r>
+      <w:r>
+        <w:rPr>
+          <w:rStyle w:val="FunctionTok"/>
+        </w:rPr>
+        <w:t xml:space="preserve">here</w:t>
+      </w:r>
+      <w:r>
+        <w:rPr>
+          <w:rStyle w:val="NormalTok"/>
+        </w:rPr>
+        <w:t xml:space="preserve">(</w:t>
+      </w:r>
+      <w:r>
+        <w:rPr>
+          <w:rStyle w:val="StringTok"/>
+        </w:rPr>
+        <w:t xml:space="preserve">"teaching_materials"</w:t>
+      </w:r>
+      <w:r>
+        <w:rPr>
+          <w:rStyle w:val="NormalTok"/>
+        </w:rPr>
+        <w:t xml:space="preserve">, </w:t>
+      </w:r>
+      <w:r>
+        <w:rPr>
+          <w:rStyle w:val="StringTok"/>
+        </w:rPr>
+        <w:t xml:space="preserve">"example2_statistics_estonia.qmd"</w:t>
+      </w:r>
+      <w:r>
+        <w:rPr>
+          <w:rStyle w:val="NormalTok"/>
+        </w:rPr>
+        <w:t xml:space="preserve">), </w:t>
+      </w:r>
+      <w:r>
+        <w:rPr>
+          <w:rStyle w:val="AttributeTok"/>
+        </w:rPr>
+        <w:t xml:space="preserve">output_format =</w:t>
+      </w:r>
+      <w:r>
+        <w:rPr>
+          <w:rStyle w:val="NormalTok"/>
+        </w:rPr>
+        <w:t xml:space="preserve"> </w:t>
+      </w:r>
+      <w:r>
+        <w:rPr>
+          <w:rStyle w:val="StringTok"/>
+        </w:rPr>
+        <w:t xml:space="preserve">"all"</w:t>
+      </w:r>
+      <w:r>
+        <w:rPr>
+          <w:rStyle w:val="NormalTok"/>
+        </w:rPr>
+        <w:t xml:space="preserve">)</w:t>
+      </w:r>
+    </w:p>
+    <w:p>
+      <w:pPr>
+        <w:pStyle w:val="FirstParagraph"/>
+      </w:pPr>
+      <w:r>
+        <w:t xml:space="preserve">or from the command line:</w:t>
       </w:r>
     </w:p>
     <w:p>
@@ -3120,22 +3026,10 @@
         <w:rPr>
           <w:rStyle w:val="NormalTok"/>
         </w:rPr>
-        <w:t xml:space="preserve"> render example2_statistics_estonia.qmd </w:t>
-      </w:r>
-      <w:r>
-        <w:rPr>
-          <w:rStyle w:val="AttributeTok"/>
-        </w:rPr>
-        <w:t xml:space="preserve">--to</w:t>
-      </w:r>
-      <w:r>
-        <w:rPr>
-          <w:rStyle w:val="NormalTok"/>
-        </w:rPr>
-        <w:t xml:space="preserve"> all</w:t>
-      </w:r>
-    </w:p>
-    <w:bookmarkEnd w:id="28"/>
+        <w:t xml:space="preserve"> render example2_statistics_estonia.qmd</w:t>
+      </w:r>
+    </w:p>
+    <w:bookmarkEnd w:id="32"/>
     <w:sectPr/>
   </w:body>
 </w:document>
@@ -3440,6 +3334,12 @@
     <w:abstractNumId w:val="991"/>
   </w:num>
   <w:num w:numId="1003">
+    <w:abstractNumId w:val="991"/>
+  </w:num>
+  <w:num w:numId="1004">
+    <w:abstractNumId w:val="991"/>
+  </w:num>
+  <w:num w:numId="1005">
     <w:abstractNumId w:val="99411"/>
     <w:lvlOverride w:ilvl="0">
       <w:startOverride w:val="1"/>
@@ -3468,6 +3368,15 @@
     <w:lvlOverride w:ilvl="8">
       <w:startOverride w:val="1"/>
     </w:lvlOverride>
+  </w:num>
+  <w:num w:numId="1006">
+    <w:abstractNumId w:val="991"/>
+  </w:num>
+  <w:num w:numId="1007">
+    <w:abstractNumId w:val="991"/>
+  </w:num>
+  <w:num w:numId="1008">
+    <w:abstractNumId w:val="991"/>
   </w:num>
 </w:numbering>
 </file>
@@ -4137,260 +4046,226 @@
     <w:link w:val="VerbatimChar"/>
     <w:pPr>
       <w:wordWrap w:val="off"/>
-      <w:shd w:val="clear" w:fill="f1f3f5"/>
     </w:pPr>
   </w:style>
   <w:style w:type="character" w:customStyle="1" w:styleId="KeywordTok">
     <w:name w:val="KeywordTok"/>
     <w:basedOn w:val="VerbatimChar"/>
     <w:rPr>
-      <w:b/>
-      <w:color w:val="003b4f"/>
-      <w:shd w:val="clear" w:fill="f1f3f5"/>
+      <w:color w:val="d73a49"/>
     </w:rPr>
   </w:style>
   <w:style w:type="character" w:customStyle="1" w:styleId="DataTypeTok">
     <w:name w:val="DataTypeTok"/>
     <w:basedOn w:val="VerbatimChar"/>
     <w:rPr>
-      <w:color w:val="ad0000"/>
-      <w:shd w:val="clear" w:fill="f1f3f5"/>
+      <w:color w:val="d73a49"/>
     </w:rPr>
   </w:style>
   <w:style w:type="character" w:customStyle="1" w:styleId="DecValTok">
     <w:name w:val="DecValTok"/>
     <w:basedOn w:val="VerbatimChar"/>
     <w:rPr>
-      <w:color w:val="ad0000"/>
-      <w:shd w:val="clear" w:fill="f1f3f5"/>
+      <w:color w:val="005cc5"/>
     </w:rPr>
   </w:style>
   <w:style w:type="character" w:customStyle="1" w:styleId="BaseNTok">
     <w:name w:val="BaseNTok"/>
     <w:basedOn w:val="VerbatimChar"/>
     <w:rPr>
-      <w:color w:val="ad0000"/>
-      <w:shd w:val="clear" w:fill="f1f3f5"/>
+      <w:color w:val="005cc5"/>
     </w:rPr>
   </w:style>
   <w:style w:type="character" w:customStyle="1" w:styleId="FloatTok">
     <w:name w:val="FloatTok"/>
     <w:basedOn w:val="VerbatimChar"/>
     <w:rPr>
-      <w:color w:val="ad0000"/>
-      <w:shd w:val="clear" w:fill="f1f3f5"/>
+      <w:color w:val="005cc5"/>
     </w:rPr>
   </w:style>
   <w:style w:type="character" w:customStyle="1" w:styleId="ConstantTok">
     <w:name w:val="ConstantTok"/>
     <w:basedOn w:val="VerbatimChar"/>
     <w:rPr>
-      <w:color w:val="8f5902"/>
-      <w:shd w:val="clear" w:fill="f1f3f5"/>
+      <w:color w:val="005cc5"/>
     </w:rPr>
   </w:style>
   <w:style w:type="character" w:customStyle="1" w:styleId="CharTok">
     <w:name w:val="CharTok"/>
     <w:basedOn w:val="VerbatimChar"/>
     <w:rPr>
-      <w:color w:val="20794d"/>
-      <w:shd w:val="clear" w:fill="f1f3f5"/>
+      <w:color w:val="032f62"/>
     </w:rPr>
   </w:style>
   <w:style w:type="character" w:customStyle="1" w:styleId="SpecialCharTok">
     <w:name w:val="SpecialCharTok"/>
     <w:basedOn w:val="VerbatimChar"/>
     <w:rPr>
-      <w:color w:val="5e5e5e"/>
-      <w:shd w:val="clear" w:fill="f1f3f5"/>
+      <w:color w:val="005cc5"/>
     </w:rPr>
   </w:style>
   <w:style w:type="character" w:customStyle="1" w:styleId="StringTok">
     <w:name w:val="StringTok"/>
     <w:basedOn w:val="VerbatimChar"/>
     <w:rPr>
-      <w:color w:val="20794d"/>
-      <w:shd w:val="clear" w:fill="f1f3f5"/>
+      <w:color w:val="032f62"/>
     </w:rPr>
   </w:style>
   <w:style w:type="character" w:customStyle="1" w:styleId="VerbatimStringTok">
     <w:name w:val="VerbatimStringTok"/>
     <w:basedOn w:val="VerbatimChar"/>
     <w:rPr>
-      <w:color w:val="20794d"/>
-      <w:shd w:val="clear" w:fill="f1f3f5"/>
+      <w:color w:val="032f62"/>
     </w:rPr>
   </w:style>
   <w:style w:type="character" w:customStyle="1" w:styleId="SpecialStringTok">
     <w:name w:val="SpecialStringTok"/>
     <w:basedOn w:val="VerbatimChar"/>
     <w:rPr>
-      <w:color w:val="20794d"/>
-      <w:shd w:val="clear" w:fill="f1f3f5"/>
+      <w:color w:val="032f62"/>
     </w:rPr>
   </w:style>
   <w:style w:type="character" w:customStyle="1" w:styleId="ImportTok">
     <w:name w:val="ImportTok"/>
     <w:basedOn w:val="VerbatimChar"/>
     <w:rPr>
-      <w:color w:val="00769e"/>
-      <w:shd w:val="clear" w:fill="f1f3f5"/>
+      <w:color w:val="032f62"/>
     </w:rPr>
   </w:style>
   <w:style w:type="character" w:customStyle="1" w:styleId="CommentTok">
     <w:name w:val="CommentTok"/>
     <w:basedOn w:val="VerbatimChar"/>
     <w:rPr>
-      <w:color w:val="5e5e5e"/>
-      <w:shd w:val="clear" w:fill="f1f3f5"/>
+      <w:color w:val="6a737d"/>
     </w:rPr>
   </w:style>
   <w:style w:type="character" w:customStyle="1" w:styleId="DocumentationTok">
     <w:name w:val="DocumentationTok"/>
     <w:basedOn w:val="VerbatimChar"/>
     <w:rPr>
-      <w:i/>
-      <w:color w:val="5e5e5e"/>
-      <w:shd w:val="clear" w:fill="f1f3f5"/>
+      <w:color w:val="6a737d"/>
     </w:rPr>
   </w:style>
   <w:style w:type="character" w:customStyle="1" w:styleId="AnnotationTok">
     <w:name w:val="AnnotationTok"/>
     <w:basedOn w:val="VerbatimChar"/>
     <w:rPr>
-      <w:color w:val="5e5e5e"/>
-      <w:shd w:val="clear" w:fill="f1f3f5"/>
+      <w:color w:val="6a737d"/>
     </w:rPr>
   </w:style>
   <w:style w:type="character" w:customStyle="1" w:styleId="CommentVarTok">
     <w:name w:val="CommentVarTok"/>
     <w:basedOn w:val="VerbatimChar"/>
     <w:rPr>
-      <w:i/>
-      <w:color w:val="5e5e5e"/>
-      <w:shd w:val="clear" w:fill="f1f3f5"/>
+      <w:color w:val="6a737d"/>
     </w:rPr>
   </w:style>
   <w:style w:type="character" w:customStyle="1" w:styleId="OtherTok">
     <w:name w:val="OtherTok"/>
     <w:basedOn w:val="VerbatimChar"/>
     <w:rPr>
-      <w:color w:val="003b4f"/>
-      <w:shd w:val="clear" w:fill="f1f3f5"/>
+      <w:color w:val="6f42c1"/>
     </w:rPr>
   </w:style>
   <w:style w:type="character" w:customStyle="1" w:styleId="FunctionTok">
     <w:name w:val="FunctionTok"/>
     <w:basedOn w:val="VerbatimChar"/>
     <w:rPr>
-      <w:color w:val="4758ab"/>
-      <w:shd w:val="clear" w:fill="f1f3f5"/>
+      <w:color w:val="6f42c1"/>
     </w:rPr>
   </w:style>
   <w:style w:type="character" w:customStyle="1" w:styleId="VariableTok">
     <w:name w:val="VariableTok"/>
     <w:basedOn w:val="VerbatimChar"/>
     <w:rPr>
-      <w:color w:val="111111"/>
-      <w:shd w:val="clear" w:fill="f1f3f5"/>
+      <w:color w:val="e36209"/>
     </w:rPr>
   </w:style>
   <w:style w:type="character" w:customStyle="1" w:styleId="ControlFlowTok">
     <w:name w:val="ControlFlowTok"/>
     <w:basedOn w:val="VerbatimChar"/>
     <w:rPr>
-      <w:b/>
-      <w:color w:val="003b4f"/>
-      <w:shd w:val="clear" w:fill="f1f3f5"/>
+      <w:color w:val="d73a49"/>
     </w:rPr>
   </w:style>
   <w:style w:type="character" w:customStyle="1" w:styleId="OperatorTok">
     <w:name w:val="OperatorTok"/>
     <w:basedOn w:val="VerbatimChar"/>
     <w:rPr>
-      <w:color w:val="5e5e5e"/>
-      <w:shd w:val="clear" w:fill="f1f3f5"/>
+      <w:color w:val="24292e"/>
     </w:rPr>
   </w:style>
   <w:style w:type="character" w:customStyle="1" w:styleId="BuiltInTok">
     <w:name w:val="BuiltInTok"/>
     <w:basedOn w:val="VerbatimChar"/>
     <w:rPr>
-      <w:color w:val="003b4f"/>
-      <w:shd w:val="clear" w:fill="f1f3f5"/>
+      <w:color w:val="d73a49"/>
     </w:rPr>
   </w:style>
   <w:style w:type="character" w:customStyle="1" w:styleId="ExtensionTok">
     <w:name w:val="ExtensionTok"/>
     <w:basedOn w:val="VerbatimChar"/>
     <w:rPr>
-      <w:color w:val="003b4f"/>
-      <w:shd w:val="clear" w:fill="f1f3f5"/>
+      <w:b/>
+      <w:color w:val="d73a49"/>
     </w:rPr>
   </w:style>
   <w:style w:type="character" w:customStyle="1" w:styleId="PreprocessorTok">
     <w:name w:val="PreprocessorTok"/>
     <w:basedOn w:val="VerbatimChar"/>
     <w:rPr>
-      <w:color w:val="ad0000"/>
-      <w:shd w:val="clear" w:fill="f1f3f5"/>
+      <w:color w:val="d73a49"/>
     </w:rPr>
   </w:style>
   <w:style w:type="character" w:customStyle="1" w:styleId="AttributeTok">
     <w:name w:val="AttributeTok"/>
     <w:basedOn w:val="VerbatimChar"/>
     <w:rPr>
-      <w:color w:val="657422"/>
-      <w:shd w:val="clear" w:fill="f1f3f5"/>
+      <w:color w:val="d73a49"/>
     </w:rPr>
   </w:style>
   <w:style w:type="character" w:customStyle="1" w:styleId="RegionMarkerTok">
     <w:name w:val="RegionMarkerTok"/>
     <w:basedOn w:val="VerbatimChar"/>
     <w:rPr>
-      <w:color w:val="003b4f"/>
-      <w:shd w:val="clear" w:fill="f1f3f5"/>
+      <w:color w:val="6a737d"/>
     </w:rPr>
   </w:style>
   <w:style w:type="character" w:customStyle="1" w:styleId="InformationTok">
     <w:name w:val="InformationTok"/>
     <w:basedOn w:val="VerbatimChar"/>
     <w:rPr>
-      <w:color w:val="5e5e5e"/>
-      <w:shd w:val="clear" w:fill="f1f3f5"/>
+      <w:color w:val="6a737d"/>
     </w:rPr>
   </w:style>
   <w:style w:type="character" w:customStyle="1" w:styleId="WarningTok">
     <w:name w:val="WarningTok"/>
     <w:basedOn w:val="VerbatimChar"/>
     <w:rPr>
-      <w:i/>
-      <w:color w:val="5e5e5e"/>
-      <w:shd w:val="clear" w:fill="f1f3f5"/>
+      <w:color w:val="ff5555"/>
     </w:rPr>
   </w:style>
   <w:style w:type="character" w:customStyle="1" w:styleId="AlertTok">
     <w:name w:val="AlertTok"/>
     <w:basedOn w:val="VerbatimChar"/>
     <w:rPr>
-      <w:color w:val="ad0000"/>
-      <w:shd w:val="clear" w:fill="f1f3f5"/>
+      <w:b/>
+      <w:color w:val="ff5555"/>
     </w:rPr>
   </w:style>
   <w:style w:type="character" w:customStyle="1" w:styleId="ErrorTok">
     <w:name w:val="ErrorTok"/>
     <w:basedOn w:val="VerbatimChar"/>
     <w:rPr>
-      <w:color w:val="ad0000"/>
-      <w:shd w:val="clear" w:fill="f1f3f5"/>
+      <w:color w:val="ff5555"/>
+      <w:u/>
     </w:rPr>
   </w:style>
   <w:style w:type="character" w:customStyle="1" w:styleId="NormalTok">
     <w:name w:val="NormalTok"/>
     <w:basedOn w:val="VerbatimChar"/>
     <w:rPr>
-      <w:color w:val="003b4f"/>
-      <w:shd w:val="clear" w:fill="f1f3f5"/>
+      <w:color w:val="24292e"/>
     </w:rPr>
   </w:style>
 </w:styles>

--- a/_site/teaching_materials/example2_statistics_estonia.docx
+++ b/_site/teaching_materials/example2_statistics_estonia.docx
@@ -927,159 +927,6 @@
     </w:p>
     <w:p>
       <w:pPr>
-        <w:pStyle w:val="SourceCode"/>
-      </w:pPr>
-      <w:r>
-        <w:rPr>
-          <w:rStyle w:val="NormalTok"/>
-        </w:rPr>
-        <w:t xml:space="preserve">pa111_meta </w:t>
-      </w:r>
-      <w:r>
-        <w:rPr>
-          <w:rStyle w:val="OtherTok"/>
-        </w:rPr>
-        <w:t xml:space="preserve">&lt;-</w:t>
-      </w:r>
-      <w:r>
-        <w:rPr>
-          <w:rStyle w:val="NormalTok"/>
-        </w:rPr>
-        <w:t xml:space="preserve"> </w:t>
-      </w:r>
-      <w:r>
-        <w:rPr>
-          <w:rStyle w:val="FunctionTok"/>
-        </w:rPr>
-        <w:t xml:space="preserve">pxweb_get</w:t>
-      </w:r>
-      <w:r>
-        <w:rPr>
-          <w:rStyle w:val="NormalTok"/>
-        </w:rPr>
-        <w:t xml:space="preserve">(</w:t>
-      </w:r>
-      <w:r>
-        <w:br/>
-      </w:r>
-      <w:r>
-        <w:rPr>
-          <w:rStyle w:val="NormalTok"/>
-        </w:rPr>
-        <w:t xml:space="preserve">  </w:t>
-      </w:r>
-      <w:r>
-        <w:rPr>
-          <w:rStyle w:val="AttributeTok"/>
-        </w:rPr>
-        <w:t xml:space="preserve">url =</w:t>
-      </w:r>
-      <w:r>
-        <w:rPr>
-          <w:rStyle w:val="NormalTok"/>
-        </w:rPr>
-        <w:t xml:space="preserve"> </w:t>
-      </w:r>
-      <w:r>
-        <w:rPr>
-          <w:rStyle w:val="StringTok"/>
-        </w:rPr>
-        <w:t xml:space="preserve">"https://andmed.stat.ee/api/v1/en/stat/PA111"</w:t>
-      </w:r>
-      <w:r>
-        <w:rPr>
-          <w:rStyle w:val="NormalTok"/>
-        </w:rPr>
-        <w:t xml:space="preserve">)</w:t>
-      </w:r>
-      <w:r>
-        <w:br/>
-      </w:r>
-      <w:r>
-        <w:rPr>
-          <w:rStyle w:val="NormalTok"/>
-        </w:rPr>
-        <w:t xml:space="preserve">pa111_meta</w:t>
-      </w:r>
-    </w:p>
-    <w:p>
-      <w:pPr>
-        <w:pStyle w:val="SourceCode"/>
-      </w:pPr>
-      <w:r>
-        <w:rPr>
-          <w:rStyle w:val="VerbatimChar"/>
-        </w:rPr>
-        <w:t xml:space="preserve">PXWEB METADATA</w:t>
-      </w:r>
-      <w:r>
-        <w:br/>
-      </w:r>
-      <w:r>
-        <w:rPr>
-          <w:rStyle w:val="VerbatimChar"/>
-        </w:rPr>
-        <w:t xml:space="preserve">PA111: AVERAGE MONTHLY GROSS WAGES (SALARIES), MEDIAN, DECILES AND NUMBER OF EMPLOYEES BY ECONOMIC ACTIVITY SECTION (QUARTERLY) </w:t>
-      </w:r>
-      <w:r>
-        <w:br/>
-      </w:r>
-      <w:r>
-        <w:rPr>
-          <w:rStyle w:val="VerbatimChar"/>
-        </w:rPr>
-        <w:t xml:space="preserve">variables:</w:t>
-      </w:r>
-      <w:r>
-        <w:br/>
-      </w:r>
-      <w:r>
-        <w:rPr>
-          <w:rStyle w:val="VerbatimChar"/>
-        </w:rPr>
-        <w:t xml:space="preserve"> [[1]] Näitaja: Indicator</w:t>
-      </w:r>
-      <w:r>
-        <w:br/>
-      </w:r>
-      <w:r>
-        <w:rPr>
-          <w:rStyle w:val="VerbatimChar"/>
-        </w:rPr>
-        <w:t xml:space="preserve"> [[2]] Tegevusala: Economic activity</w:t>
-      </w:r>
-      <w:r>
-        <w:br/>
-      </w:r>
-      <w:r>
-        <w:rPr>
-          <w:rStyle w:val="VerbatimChar"/>
-        </w:rPr>
-        <w:t xml:space="preserve"> [[3]] Vaatlusperiood: Reference period</w:t>
-      </w:r>
-    </w:p>
-    <w:p>
-      <w:pPr>
-        <w:pStyle w:val="FirstParagraph"/>
-      </w:pPr>
-      <w:r>
-        <w:t xml:space="preserve">The object is just metadata, no data yet!</w:t>
-      </w:r>
-    </w:p>
-    <w:p>
-      <w:pPr>
-        <w:pStyle w:val="BodyText"/>
-      </w:pPr>
-      <w:r>
-        <w:rPr>
-          <w:i/>
-          <w:iCs/>
-        </w:rPr>
-        <w:t xml:space="preserve">How to identify key-value pairs?</w:t>
-      </w:r>
-    </w:p>
-    <w:p>
-      <w:pPr>
         <w:pStyle w:val="Compact"/>
         <w:numPr>
           <w:ilvl w:val="0"/>
@@ -1087,6 +934,171 @@
         </w:numPr>
       </w:pPr>
       <w:r>
+        <w:t xml:space="preserve">Example dataset: PA111 - AVERAGE MONTHLY GROSS WAGES (SALARIES)</w:t>
+      </w:r>
+    </w:p>
+    <w:p>
+      <w:pPr>
+        <w:pStyle w:val="SourceCode"/>
+      </w:pPr>
+      <w:r>
+        <w:rPr>
+          <w:rStyle w:val="NormalTok"/>
+        </w:rPr>
+        <w:t xml:space="preserve">pa111_meta </w:t>
+      </w:r>
+      <w:r>
+        <w:rPr>
+          <w:rStyle w:val="OtherTok"/>
+        </w:rPr>
+        <w:t xml:space="preserve">&lt;-</w:t>
+      </w:r>
+      <w:r>
+        <w:rPr>
+          <w:rStyle w:val="NormalTok"/>
+        </w:rPr>
+        <w:t xml:space="preserve"> </w:t>
+      </w:r>
+      <w:r>
+        <w:rPr>
+          <w:rStyle w:val="FunctionTok"/>
+        </w:rPr>
+        <w:t xml:space="preserve">pxweb_get</w:t>
+      </w:r>
+      <w:r>
+        <w:rPr>
+          <w:rStyle w:val="NormalTok"/>
+        </w:rPr>
+        <w:t xml:space="preserve">(</w:t>
+      </w:r>
+      <w:r>
+        <w:br/>
+      </w:r>
+      <w:r>
+        <w:rPr>
+          <w:rStyle w:val="NormalTok"/>
+        </w:rPr>
+        <w:t xml:space="preserve">  </w:t>
+      </w:r>
+      <w:r>
+        <w:rPr>
+          <w:rStyle w:val="AttributeTok"/>
+        </w:rPr>
+        <w:t xml:space="preserve">url =</w:t>
+      </w:r>
+      <w:r>
+        <w:rPr>
+          <w:rStyle w:val="NormalTok"/>
+        </w:rPr>
+        <w:t xml:space="preserve"> </w:t>
+      </w:r>
+      <w:r>
+        <w:rPr>
+          <w:rStyle w:val="StringTok"/>
+        </w:rPr>
+        <w:t xml:space="preserve">"https://andmed.stat.ee/api/v1/en/stat/PA111"</w:t>
+      </w:r>
+      <w:r>
+        <w:rPr>
+          <w:rStyle w:val="NormalTok"/>
+        </w:rPr>
+        <w:t xml:space="preserve">)</w:t>
+      </w:r>
+      <w:r>
+        <w:br/>
+      </w:r>
+      <w:r>
+        <w:rPr>
+          <w:rStyle w:val="NormalTok"/>
+        </w:rPr>
+        <w:t xml:space="preserve">pa111_meta</w:t>
+      </w:r>
+    </w:p>
+    <w:p>
+      <w:pPr>
+        <w:pStyle w:val="SourceCode"/>
+      </w:pPr>
+      <w:r>
+        <w:rPr>
+          <w:rStyle w:val="VerbatimChar"/>
+        </w:rPr>
+        <w:t xml:space="preserve">PXWEB METADATA</w:t>
+      </w:r>
+      <w:r>
+        <w:br/>
+      </w:r>
+      <w:r>
+        <w:rPr>
+          <w:rStyle w:val="VerbatimChar"/>
+        </w:rPr>
+        <w:t xml:space="preserve">PA111: AVERAGE MONTHLY GROSS WAGES (SALARIES), MEDIAN, DECILES AND NUMBER OF EMPLOYEES BY ECONOMIC ACTIVITY SECTION (QUARTERLY) </w:t>
+      </w:r>
+      <w:r>
+        <w:br/>
+      </w:r>
+      <w:r>
+        <w:rPr>
+          <w:rStyle w:val="VerbatimChar"/>
+        </w:rPr>
+        <w:t xml:space="preserve">variables:</w:t>
+      </w:r>
+      <w:r>
+        <w:br/>
+      </w:r>
+      <w:r>
+        <w:rPr>
+          <w:rStyle w:val="VerbatimChar"/>
+        </w:rPr>
+        <w:t xml:space="preserve"> [[1]] Näitaja: Indicator</w:t>
+      </w:r>
+      <w:r>
+        <w:br/>
+      </w:r>
+      <w:r>
+        <w:rPr>
+          <w:rStyle w:val="VerbatimChar"/>
+        </w:rPr>
+        <w:t xml:space="preserve"> [[2]] Tegevusala: Economic activity</w:t>
+      </w:r>
+      <w:r>
+        <w:br/>
+      </w:r>
+      <w:r>
+        <w:rPr>
+          <w:rStyle w:val="VerbatimChar"/>
+        </w:rPr>
+        <w:t xml:space="preserve"> [[3]] Vaatlusperiood: Reference period</w:t>
+      </w:r>
+    </w:p>
+    <w:p>
+      <w:pPr>
+        <w:pStyle w:val="FirstParagraph"/>
+      </w:pPr>
+      <w:r>
+        <w:t xml:space="preserve">The object is just metadata, no data yet!</w:t>
+      </w:r>
+    </w:p>
+    <w:p>
+      <w:pPr>
+        <w:pStyle w:val="BodyText"/>
+      </w:pPr>
+      <w:r>
+        <w:rPr>
+          <w:i/>
+          <w:iCs/>
+        </w:rPr>
+        <w:t xml:space="preserve">How to identify key-value pairs?</w:t>
+      </w:r>
+    </w:p>
+    <w:p>
+      <w:pPr>
+        <w:pStyle w:val="Compact"/>
+        <w:numPr>
+          <w:ilvl w:val="0"/>
+          <w:numId w:val="1005"/>
+        </w:numPr>
+      </w:pPr>
+      <w:r>
         <w:t xml:space="preserve">Use either:</w:t>
       </w:r>
     </w:p>
@@ -1095,7 +1107,7 @@
         <w:pStyle w:val="Compact"/>
         <w:numPr>
           <w:ilvl w:val="1"/>
-          <w:numId w:val="1005"/>
+          <w:numId w:val="1006"/>
         </w:numPr>
       </w:pPr>
       <w:r>
@@ -1107,7 +1119,7 @@
         <w:pStyle w:val="Compact"/>
         <w:numPr>
           <w:ilvl w:val="1"/>
-          <w:numId w:val="1005"/>
+          <w:numId w:val="1006"/>
         </w:numPr>
       </w:pPr>
       <w:r>
@@ -1132,305 +1144,6 @@
       </w:pPr>
       <w:r>
         <w:t xml:space="preserve">5 Key-value pairs</w:t>
-      </w:r>
-    </w:p>
-    <w:p>
-      <w:pPr>
-        <w:pStyle w:val="Compact"/>
-        <w:numPr>
-          <w:ilvl w:val="0"/>
-          <w:numId w:val="1006"/>
-        </w:numPr>
-      </w:pPr>
-      <w:r>
-        <w:t xml:space="preserve">Values for the first key (Näitaja)</w:t>
-      </w:r>
-    </w:p>
-    <w:p>
-      <w:pPr>
-        <w:pStyle w:val="SourceCode"/>
-      </w:pPr>
-      <w:r>
-        <w:rPr>
-          <w:rStyle w:val="NormalTok"/>
-        </w:rPr>
-        <w:t xml:space="preserve">pa111_meta</w:t>
-      </w:r>
-      <w:r>
-        <w:rPr>
-          <w:rStyle w:val="SpecialCharTok"/>
-        </w:rPr>
-        <w:t xml:space="preserve">$</w:t>
-      </w:r>
-      <w:r>
-        <w:rPr>
-          <w:rStyle w:val="NormalTok"/>
-        </w:rPr>
-        <w:t xml:space="preserve">variables[[</w:t>
-      </w:r>
-      <w:r>
-        <w:rPr>
-          <w:rStyle w:val="DecValTok"/>
-        </w:rPr>
-        <w:t xml:space="preserve">1</w:t>
-      </w:r>
-      <w:r>
-        <w:rPr>
-          <w:rStyle w:val="NormalTok"/>
-        </w:rPr>
-        <w:t xml:space="preserve">]]</w:t>
-      </w:r>
-    </w:p>
-    <w:p>
-      <w:pPr>
-        <w:pStyle w:val="SourceCode"/>
-      </w:pPr>
-      <w:r>
-        <w:rPr>
-          <w:rStyle w:val="VerbatimChar"/>
-        </w:rPr>
-        <w:t xml:space="preserve">$code</w:t>
-      </w:r>
-      <w:r>
-        <w:br/>
-      </w:r>
-      <w:r>
-        <w:rPr>
-          <w:rStyle w:val="VerbatimChar"/>
-        </w:rPr>
-        <w:t xml:space="preserve">[1] "Näitaja"</w:t>
-      </w:r>
-      <w:r>
-        <w:br/>
-      </w:r>
-      <w:r>
-        <w:br/>
-      </w:r>
-      <w:r>
-        <w:rPr>
-          <w:rStyle w:val="VerbatimChar"/>
-        </w:rPr>
-        <w:t xml:space="preserve">$text</w:t>
-      </w:r>
-      <w:r>
-        <w:br/>
-      </w:r>
-      <w:r>
-        <w:rPr>
-          <w:rStyle w:val="VerbatimChar"/>
-        </w:rPr>
-        <w:t xml:space="preserve">[1] "Indicator"</w:t>
-      </w:r>
-      <w:r>
-        <w:br/>
-      </w:r>
-      <w:r>
-        <w:br/>
-      </w:r>
-      <w:r>
-        <w:rPr>
-          <w:rStyle w:val="VerbatimChar"/>
-        </w:rPr>
-        <w:t xml:space="preserve">$values</w:t>
-      </w:r>
-      <w:r>
-        <w:br/>
-      </w:r>
-      <w:r>
-        <w:rPr>
-          <w:rStyle w:val="VerbatimChar"/>
-        </w:rPr>
-        <w:t xml:space="preserve"> [1] "GR_W_AVG"    "NR_EMPL"     "GR_W_D1"     "GR_W_D2"     "GR_W_D3"    </w:t>
-      </w:r>
-      <w:r>
-        <w:br/>
-      </w:r>
-      <w:r>
-        <w:rPr>
-          <w:rStyle w:val="VerbatimChar"/>
-        </w:rPr>
-        <w:t xml:space="preserve"> [6] "GR_W_D4"     "GR_W_D5"     "GR_W_D6"     "GR_W_D7"     "GR_W_D8"    </w:t>
-      </w:r>
-      <w:r>
-        <w:br/>
-      </w:r>
-      <w:r>
-        <w:rPr>
-          <w:rStyle w:val="VerbatimChar"/>
-        </w:rPr>
-        <w:t xml:space="preserve">[11] "GR_W_D9"     "GR_W_AVG_SM"</w:t>
-      </w:r>
-      <w:r>
-        <w:br/>
-      </w:r>
-      <w:r>
-        <w:br/>
-      </w:r>
-      <w:r>
-        <w:rPr>
-          <w:rStyle w:val="VerbatimChar"/>
-        </w:rPr>
-        <w:t xml:space="preserve">$valueTexts</w:t>
-      </w:r>
-      <w:r>
-        <w:br/>
-      </w:r>
-      <w:r>
-        <w:rPr>
-          <w:rStyle w:val="VerbatimChar"/>
-        </w:rPr>
-        <w:t xml:space="preserve"> [1] "Average monthly gross wages (salaries), euros"                                                  </w:t>
-      </w:r>
-      <w:r>
-        <w:br/>
-      </w:r>
-      <w:r>
-        <w:rPr>
-          <w:rStyle w:val="VerbatimChar"/>
-        </w:rPr>
-        <w:t xml:space="preserve"> [2] "Number of employees"                                                                            </w:t>
-      </w:r>
-      <w:r>
-        <w:br/>
-      </w:r>
-      <w:r>
-        <w:rPr>
-          <w:rStyle w:val="VerbatimChar"/>
-        </w:rPr>
-        <w:t xml:space="preserve"> [3] "1st decile of monthly gross wages (salaries), euros"                                            </w:t>
-      </w:r>
-      <w:r>
-        <w:br/>
-      </w:r>
-      <w:r>
-        <w:rPr>
-          <w:rStyle w:val="VerbatimChar"/>
-        </w:rPr>
-        <w:t xml:space="preserve"> [4] "2nd decile of monthly gross wages (salaries), euros"                                            </w:t>
-      </w:r>
-      <w:r>
-        <w:br/>
-      </w:r>
-      <w:r>
-        <w:rPr>
-          <w:rStyle w:val="VerbatimChar"/>
-        </w:rPr>
-        <w:t xml:space="preserve"> [5] "3rd decile of monthly gross wages (salaries), euros"                                            </w:t>
-      </w:r>
-      <w:r>
-        <w:br/>
-      </w:r>
-      <w:r>
-        <w:rPr>
-          <w:rStyle w:val="VerbatimChar"/>
-        </w:rPr>
-        <w:t xml:space="preserve"> [6] "4th decile of monthly gross wages (salaries), euros"                                            </w:t>
-      </w:r>
-      <w:r>
-        <w:br/>
-      </w:r>
-      <w:r>
-        <w:rPr>
-          <w:rStyle w:val="VerbatimChar"/>
-        </w:rPr>
-        <w:t xml:space="preserve"> [7] "Median (5th decile) of monthly gross wages (salaries), euros"                                   </w:t>
-      </w:r>
-      <w:r>
-        <w:br/>
-      </w:r>
-      <w:r>
-        <w:rPr>
-          <w:rStyle w:val="VerbatimChar"/>
-        </w:rPr>
-        <w:t xml:space="preserve"> [8] "6th decile of monthly gross wages (salaries), euros"                                            </w:t>
-      </w:r>
-      <w:r>
-        <w:br/>
-      </w:r>
-      <w:r>
-        <w:rPr>
-          <w:rStyle w:val="VerbatimChar"/>
-        </w:rPr>
-        <w:t xml:space="preserve"> [9] "7th decile of monthly gross wages (salaries), euros"                                            </w:t>
-      </w:r>
-      <w:r>
-        <w:br/>
-      </w:r>
-      <w:r>
-        <w:rPr>
-          <w:rStyle w:val="VerbatimChar"/>
-        </w:rPr>
-        <w:t xml:space="preserve">[10] "8th decile of monthly gross wages (salaries), euros"                                            </w:t>
-      </w:r>
-      <w:r>
-        <w:br/>
-      </w:r>
-      <w:r>
-        <w:rPr>
-          <w:rStyle w:val="VerbatimChar"/>
-        </w:rPr>
-        <w:t xml:space="preserve">[11] "9th decile of monthly gross wages (salaries), euros"                                            </w:t>
-      </w:r>
-      <w:r>
-        <w:br/>
-      </w:r>
-      <w:r>
-        <w:rPr>
-          <w:rStyle w:val="VerbatimChar"/>
-        </w:rPr>
-        <w:t xml:space="preserve">[12] "Percentage change in average gross wages (salaries) compared to same period in previous year, %"</w:t>
-      </w:r>
-      <w:r>
-        <w:br/>
-      </w:r>
-      <w:r>
-        <w:br/>
-      </w:r>
-      <w:r>
-        <w:rPr>
-          <w:rStyle w:val="VerbatimChar"/>
-        </w:rPr>
-        <w:t xml:space="preserve">$elimination</w:t>
-      </w:r>
-      <w:r>
-        <w:br/>
-      </w:r>
-      <w:r>
-        <w:rPr>
-          <w:rStyle w:val="VerbatimChar"/>
-        </w:rPr>
-        <w:t xml:space="preserve">[1] FALSE</w:t>
-      </w:r>
-      <w:r>
-        <w:br/>
-      </w:r>
-      <w:r>
-        <w:br/>
-      </w:r>
-      <w:r>
-        <w:rPr>
-          <w:rStyle w:val="VerbatimChar"/>
-        </w:rPr>
-        <w:t xml:space="preserve">$time</w:t>
-      </w:r>
-      <w:r>
-        <w:br/>
-      </w:r>
-      <w:r>
-        <w:rPr>
-          <w:rStyle w:val="VerbatimChar"/>
-        </w:rPr>
-        <w:t xml:space="preserve">[1] FALSE</w:t>
-      </w:r>
-    </w:p>
-    <w:bookmarkEnd w:id="27"/>
-    <w:bookmarkStart w:id="28" w:name="fetch-data"/>
-    <w:p>
-      <w:pPr>
-        <w:pStyle w:val="Heading2"/>
-      </w:pPr>
-      <w:r>
-        <w:t xml:space="preserve">6 Fetch data</w:t>
       </w:r>
     </w:p>
     <w:p>
@@ -1442,34 +1155,7 @@
         </w:numPr>
       </w:pPr>
       <w:r>
-        <w:t xml:space="preserve">Set: Key-value pair (as R list object) &amp; Url to the database</w:t>
-      </w:r>
-    </w:p>
-    <w:p>
-      <w:pPr>
-        <w:pStyle w:val="Compact"/>
-        <w:numPr>
-          <w:ilvl w:val="0"/>
-          <w:numId w:val="1007"/>
-        </w:numPr>
-      </w:pPr>
-      <w:r>
-        <w:t xml:space="preserve">Wildcard operator</w:t>
-      </w:r>
-      <w:r>
-        <w:t xml:space="preserve"> </w:t>
-      </w:r>
-      <w:r>
-        <w:rPr>
-          <w:rStyle w:val="VerbatimChar"/>
-        </w:rPr>
-        <w:t xml:space="preserve">*</w:t>
-      </w:r>
-      <w:r>
-        <w:t xml:space="preserve"> </w:t>
-      </w:r>
-      <w:r>
-        <w:t xml:space="preserve">to select all values</w:t>
+        <w:t xml:space="preserve">Values for the first key (Näitaja)</w:t>
       </w:r>
     </w:p>
     <w:p>
@@ -1480,304 +1166,283 @@
         <w:rPr>
           <w:rStyle w:val="NormalTok"/>
         </w:rPr>
-        <w:t xml:space="preserve">px_query_list1 </w:t>
-      </w:r>
-      <w:r>
-        <w:rPr>
-          <w:rStyle w:val="OtherTok"/>
-        </w:rPr>
-        <w:t xml:space="preserve">&lt;-</w:t>
-      </w:r>
-      <w:r>
-        <w:rPr>
-          <w:rStyle w:val="NormalTok"/>
-        </w:rPr>
-        <w:t xml:space="preserve"> </w:t>
-      </w:r>
-      <w:r>
-        <w:rPr>
-          <w:rStyle w:val="FunctionTok"/>
-        </w:rPr>
-        <w:t xml:space="preserve">list</w:t>
-      </w:r>
-      <w:r>
-        <w:rPr>
-          <w:rStyle w:val="NormalTok"/>
-        </w:rPr>
-        <w:t xml:space="preserve">(</w:t>
-      </w:r>
-      <w:r>
-        <w:br/>
-      </w:r>
-      <w:r>
-        <w:rPr>
-          <w:rStyle w:val="NormalTok"/>
-        </w:rPr>
-        <w:t xml:space="preserve">  </w:t>
-      </w:r>
-      <w:r>
-        <w:rPr>
-          <w:rStyle w:val="StringTok"/>
-        </w:rPr>
-        <w:t xml:space="preserve">"Näitaja"</w:t>
-      </w:r>
-      <w:r>
-        <w:rPr>
-          <w:rStyle w:val="NormalTok"/>
-        </w:rPr>
-        <w:t xml:space="preserve"> </w:t>
-      </w:r>
-      <w:r>
-        <w:rPr>
-          <w:rStyle w:val="OtherTok"/>
-        </w:rPr>
-        <w:t xml:space="preserve">=</w:t>
-      </w:r>
-      <w:r>
-        <w:rPr>
-          <w:rStyle w:val="NormalTok"/>
-        </w:rPr>
-        <w:t xml:space="preserve"> </w:t>
-      </w:r>
-      <w:r>
-        <w:rPr>
-          <w:rStyle w:val="FunctionTok"/>
-        </w:rPr>
-        <w:t xml:space="preserve">c</w:t>
-      </w:r>
-      <w:r>
-        <w:rPr>
-          <w:rStyle w:val="NormalTok"/>
-        </w:rPr>
-        <w:t xml:space="preserve">(</w:t>
-      </w:r>
-      <w:r>
-        <w:rPr>
-          <w:rStyle w:val="StringTok"/>
-        </w:rPr>
-        <w:t xml:space="preserve">"GR_W_D1"</w:t>
-      </w:r>
-      <w:r>
-        <w:rPr>
-          <w:rStyle w:val="NormalTok"/>
-        </w:rPr>
-        <w:t xml:space="preserve">, </w:t>
-      </w:r>
-      <w:r>
-        <w:rPr>
-          <w:rStyle w:val="StringTok"/>
-        </w:rPr>
-        <w:t xml:space="preserve">"GR_W_D5"</w:t>
-      </w:r>
-      <w:r>
-        <w:rPr>
-          <w:rStyle w:val="NormalTok"/>
-        </w:rPr>
-        <w:t xml:space="preserve">, </w:t>
-      </w:r>
-      <w:r>
-        <w:rPr>
-          <w:rStyle w:val="StringTok"/>
-        </w:rPr>
-        <w:t xml:space="preserve">"GR_W_D9"</w:t>
-      </w:r>
-      <w:r>
-        <w:rPr>
-          <w:rStyle w:val="NormalTok"/>
-        </w:rPr>
-        <w:t xml:space="preserve">),</w:t>
-      </w:r>
-      <w:r>
-        <w:br/>
-      </w:r>
-      <w:r>
-        <w:rPr>
-          <w:rStyle w:val="NormalTok"/>
-        </w:rPr>
-        <w:t xml:space="preserve">  </w:t>
-      </w:r>
-      <w:r>
-        <w:rPr>
-          <w:rStyle w:val="StringTok"/>
-        </w:rPr>
-        <w:t xml:space="preserve">"Tegevusala"</w:t>
-      </w:r>
-      <w:r>
-        <w:rPr>
-          <w:rStyle w:val="NormalTok"/>
-        </w:rPr>
-        <w:t xml:space="preserve"> </w:t>
-      </w:r>
-      <w:r>
-        <w:rPr>
-          <w:rStyle w:val="OtherTok"/>
-        </w:rPr>
-        <w:t xml:space="preserve">=</w:t>
-      </w:r>
-      <w:r>
-        <w:rPr>
-          <w:rStyle w:val="NormalTok"/>
-        </w:rPr>
-        <w:t xml:space="preserve"> </w:t>
-      </w:r>
-      <w:r>
-        <w:rPr>
-          <w:rStyle w:val="StringTok"/>
-        </w:rPr>
-        <w:t xml:space="preserve">"*"</w:t>
-      </w:r>
-      <w:r>
-        <w:rPr>
-          <w:rStyle w:val="NormalTok"/>
-        </w:rPr>
-        <w:t xml:space="preserve">,</w:t>
-      </w:r>
-      <w:r>
-        <w:br/>
-      </w:r>
-      <w:r>
-        <w:rPr>
-          <w:rStyle w:val="NormalTok"/>
-        </w:rPr>
-        <w:t xml:space="preserve">  </w:t>
-      </w:r>
-      <w:r>
-        <w:rPr>
-          <w:rStyle w:val="StringTok"/>
-        </w:rPr>
-        <w:t xml:space="preserve">"Vaatlusperiood"</w:t>
-      </w:r>
-      <w:r>
-        <w:rPr>
-          <w:rStyle w:val="NormalTok"/>
-        </w:rPr>
-        <w:t xml:space="preserve"> </w:t>
-      </w:r>
-      <w:r>
-        <w:rPr>
-          <w:rStyle w:val="OtherTok"/>
-        </w:rPr>
-        <w:t xml:space="preserve">=</w:t>
-      </w:r>
-      <w:r>
-        <w:rPr>
-          <w:rStyle w:val="NormalTok"/>
-        </w:rPr>
-        <w:t xml:space="preserve"> </w:t>
-      </w:r>
-      <w:r>
-        <w:rPr>
-          <w:rStyle w:val="StringTok"/>
-        </w:rPr>
-        <w:t xml:space="preserve">"*"</w:t>
-      </w:r>
-      <w:r>
-        <w:br/>
-      </w:r>
-      <w:r>
-        <w:rPr>
-          <w:rStyle w:val="NormalTok"/>
-        </w:rPr>
-        <w:t xml:space="preserve">)</w:t>
-      </w:r>
-      <w:r>
-        <w:br/>
-      </w:r>
-      <w:r>
-        <w:br/>
-      </w:r>
-      <w:r>
-        <w:rPr>
-          <w:rStyle w:val="NormalTok"/>
-        </w:rPr>
-        <w:t xml:space="preserve">pa111 </w:t>
-      </w:r>
-      <w:r>
-        <w:rPr>
-          <w:rStyle w:val="OtherTok"/>
-        </w:rPr>
-        <w:t xml:space="preserve">&lt;-</w:t>
-      </w:r>
-      <w:r>
-        <w:rPr>
-          <w:rStyle w:val="NormalTok"/>
-        </w:rPr>
-        <w:t xml:space="preserve"> </w:t>
-      </w:r>
-      <w:r>
-        <w:rPr>
-          <w:rStyle w:val="FunctionTok"/>
-        </w:rPr>
-        <w:t xml:space="preserve">pxweb_get</w:t>
-      </w:r>
-      <w:r>
-        <w:rPr>
-          <w:rStyle w:val="NormalTok"/>
-        </w:rPr>
-        <w:t xml:space="preserve">(</w:t>
-      </w:r>
-      <w:r>
-        <w:br/>
-      </w:r>
-      <w:r>
-        <w:rPr>
-          <w:rStyle w:val="NormalTok"/>
-        </w:rPr>
-        <w:t xml:space="preserve">  </w:t>
-      </w:r>
-      <w:r>
-        <w:rPr>
-          <w:rStyle w:val="AttributeTok"/>
-        </w:rPr>
-        <w:t xml:space="preserve">url =</w:t>
-      </w:r>
-      <w:r>
-        <w:rPr>
-          <w:rStyle w:val="NormalTok"/>
-        </w:rPr>
-        <w:t xml:space="preserve"> </w:t>
-      </w:r>
-      <w:r>
-        <w:rPr>
-          <w:rStyle w:val="StringTok"/>
-        </w:rPr>
-        <w:t xml:space="preserve">"https://andmed.stat.ee/api/v1/en/stat/PA111"</w:t>
-      </w:r>
-      <w:r>
-        <w:rPr>
-          <w:rStyle w:val="NormalTok"/>
-        </w:rPr>
-        <w:t xml:space="preserve">,</w:t>
-      </w:r>
-      <w:r>
-        <w:br/>
-      </w:r>
-      <w:r>
-        <w:rPr>
-          <w:rStyle w:val="NormalTok"/>
-        </w:rPr>
-        <w:t xml:space="preserve">  </w:t>
-      </w:r>
-      <w:r>
-        <w:rPr>
-          <w:rStyle w:val="AttributeTok"/>
-        </w:rPr>
-        <w:t xml:space="preserve">query =</w:t>
-      </w:r>
-      <w:r>
-        <w:rPr>
-          <w:rStyle w:val="NormalTok"/>
-        </w:rPr>
-        <w:t xml:space="preserve"> px_query_list1</w:t>
-      </w:r>
-      <w:r>
-        <w:br/>
-      </w:r>
-      <w:r>
-        <w:rPr>
-          <w:rStyle w:val="NormalTok"/>
-        </w:rPr>
-        <w:t xml:space="preserve">)</w:t>
+        <w:t xml:space="preserve">pa111_meta</w:t>
+      </w:r>
+      <w:r>
+        <w:rPr>
+          <w:rStyle w:val="SpecialCharTok"/>
+        </w:rPr>
+        <w:t xml:space="preserve">$</w:t>
+      </w:r>
+      <w:r>
+        <w:rPr>
+          <w:rStyle w:val="NormalTok"/>
+        </w:rPr>
+        <w:t xml:space="preserve">variables[[</w:t>
+      </w:r>
+      <w:r>
+        <w:rPr>
+          <w:rStyle w:val="DecValTok"/>
+        </w:rPr>
+        <w:t xml:space="preserve">1</w:t>
+      </w:r>
+      <w:r>
+        <w:rPr>
+          <w:rStyle w:val="NormalTok"/>
+        </w:rPr>
+        <w:t xml:space="preserve">]]</w:t>
+      </w:r>
+    </w:p>
+    <w:p>
+      <w:pPr>
+        <w:pStyle w:val="SourceCode"/>
+      </w:pPr>
+      <w:r>
+        <w:rPr>
+          <w:rStyle w:val="VerbatimChar"/>
+        </w:rPr>
+        <w:t xml:space="preserve">$code</w:t>
+      </w:r>
+      <w:r>
+        <w:br/>
+      </w:r>
+      <w:r>
+        <w:rPr>
+          <w:rStyle w:val="VerbatimChar"/>
+        </w:rPr>
+        <w:t xml:space="preserve">[1] "Näitaja"</w:t>
+      </w:r>
+      <w:r>
+        <w:br/>
+      </w:r>
+      <w:r>
+        <w:br/>
+      </w:r>
+      <w:r>
+        <w:rPr>
+          <w:rStyle w:val="VerbatimChar"/>
+        </w:rPr>
+        <w:t xml:space="preserve">$text</w:t>
+      </w:r>
+      <w:r>
+        <w:br/>
+      </w:r>
+      <w:r>
+        <w:rPr>
+          <w:rStyle w:val="VerbatimChar"/>
+        </w:rPr>
+        <w:t xml:space="preserve">[1] "Indicator"</w:t>
+      </w:r>
+      <w:r>
+        <w:br/>
+      </w:r>
+      <w:r>
+        <w:br/>
+      </w:r>
+      <w:r>
+        <w:rPr>
+          <w:rStyle w:val="VerbatimChar"/>
+        </w:rPr>
+        <w:t xml:space="preserve">$values</w:t>
+      </w:r>
+      <w:r>
+        <w:br/>
+      </w:r>
+      <w:r>
+        <w:rPr>
+          <w:rStyle w:val="VerbatimChar"/>
+        </w:rPr>
+        <w:t xml:space="preserve"> [1] "GR_W_AVG"    "NR_EMPL"     "GR_W_D1"     "GR_W_D2"     "GR_W_D3"    </w:t>
+      </w:r>
+      <w:r>
+        <w:br/>
+      </w:r>
+      <w:r>
+        <w:rPr>
+          <w:rStyle w:val="VerbatimChar"/>
+        </w:rPr>
+        <w:t xml:space="preserve"> [6] "GR_W_D4"     "GR_W_D5"     "GR_W_D6"     "GR_W_D7"     "GR_W_D8"    </w:t>
+      </w:r>
+      <w:r>
+        <w:br/>
+      </w:r>
+      <w:r>
+        <w:rPr>
+          <w:rStyle w:val="VerbatimChar"/>
+        </w:rPr>
+        <w:t xml:space="preserve">[11] "GR_W_D9"     "GR_W_AVG_SM"</w:t>
+      </w:r>
+      <w:r>
+        <w:br/>
+      </w:r>
+      <w:r>
+        <w:br/>
+      </w:r>
+      <w:r>
+        <w:rPr>
+          <w:rStyle w:val="VerbatimChar"/>
+        </w:rPr>
+        <w:t xml:space="preserve">$valueTexts</w:t>
+      </w:r>
+      <w:r>
+        <w:br/>
+      </w:r>
+      <w:r>
+        <w:rPr>
+          <w:rStyle w:val="VerbatimChar"/>
+        </w:rPr>
+        <w:t xml:space="preserve"> [1] "Average monthly gross wages (salaries), euros"                                                  </w:t>
+      </w:r>
+      <w:r>
+        <w:br/>
+      </w:r>
+      <w:r>
+        <w:rPr>
+          <w:rStyle w:val="VerbatimChar"/>
+        </w:rPr>
+        <w:t xml:space="preserve"> [2] "Number of employees"                                                                            </w:t>
+      </w:r>
+      <w:r>
+        <w:br/>
+      </w:r>
+      <w:r>
+        <w:rPr>
+          <w:rStyle w:val="VerbatimChar"/>
+        </w:rPr>
+        <w:t xml:space="preserve"> [3] "1st decile of monthly gross wages (salaries), euros"                                            </w:t>
+      </w:r>
+      <w:r>
+        <w:br/>
+      </w:r>
+      <w:r>
+        <w:rPr>
+          <w:rStyle w:val="VerbatimChar"/>
+        </w:rPr>
+        <w:t xml:space="preserve"> [4] "2nd decile of monthly gross wages (salaries), euros"                                            </w:t>
+      </w:r>
+      <w:r>
+        <w:br/>
+      </w:r>
+      <w:r>
+        <w:rPr>
+          <w:rStyle w:val="VerbatimChar"/>
+        </w:rPr>
+        <w:t xml:space="preserve"> [5] "3rd decile of monthly gross wages (salaries), euros"                                            </w:t>
+      </w:r>
+      <w:r>
+        <w:br/>
+      </w:r>
+      <w:r>
+        <w:rPr>
+          <w:rStyle w:val="VerbatimChar"/>
+        </w:rPr>
+        <w:t xml:space="preserve"> [6] "4th decile of monthly gross wages (salaries), euros"                                            </w:t>
+      </w:r>
+      <w:r>
+        <w:br/>
+      </w:r>
+      <w:r>
+        <w:rPr>
+          <w:rStyle w:val="VerbatimChar"/>
+        </w:rPr>
+        <w:t xml:space="preserve"> [7] "Median (5th decile) of monthly gross wages (salaries), euros"                                   </w:t>
+      </w:r>
+      <w:r>
+        <w:br/>
+      </w:r>
+      <w:r>
+        <w:rPr>
+          <w:rStyle w:val="VerbatimChar"/>
+        </w:rPr>
+        <w:t xml:space="preserve"> [8] "6th decile of monthly gross wages (salaries), euros"                                            </w:t>
+      </w:r>
+      <w:r>
+        <w:br/>
+      </w:r>
+      <w:r>
+        <w:rPr>
+          <w:rStyle w:val="VerbatimChar"/>
+        </w:rPr>
+        <w:t xml:space="preserve"> [9] "7th decile of monthly gross wages (salaries), euros"                                            </w:t>
+      </w:r>
+      <w:r>
+        <w:br/>
+      </w:r>
+      <w:r>
+        <w:rPr>
+          <w:rStyle w:val="VerbatimChar"/>
+        </w:rPr>
+        <w:t xml:space="preserve">[10] "8th decile of monthly gross wages (salaries), euros"                                            </w:t>
+      </w:r>
+      <w:r>
+        <w:br/>
+      </w:r>
+      <w:r>
+        <w:rPr>
+          <w:rStyle w:val="VerbatimChar"/>
+        </w:rPr>
+        <w:t xml:space="preserve">[11] "9th decile of monthly gross wages (salaries), euros"                                            </w:t>
+      </w:r>
+      <w:r>
+        <w:br/>
+      </w:r>
+      <w:r>
+        <w:rPr>
+          <w:rStyle w:val="VerbatimChar"/>
+        </w:rPr>
+        <w:t xml:space="preserve">[12] "Percentage change in average gross wages (salaries) compared to same period in previous year, %"</w:t>
+      </w:r>
+      <w:r>
+        <w:br/>
+      </w:r>
+      <w:r>
+        <w:br/>
+      </w:r>
+      <w:r>
+        <w:rPr>
+          <w:rStyle w:val="VerbatimChar"/>
+        </w:rPr>
+        <w:t xml:space="preserve">$elimination</w:t>
+      </w:r>
+      <w:r>
+        <w:br/>
+      </w:r>
+      <w:r>
+        <w:rPr>
+          <w:rStyle w:val="VerbatimChar"/>
+        </w:rPr>
+        <w:t xml:space="preserve">[1] FALSE</w:t>
+      </w:r>
+      <w:r>
+        <w:br/>
+      </w:r>
+      <w:r>
+        <w:br/>
+      </w:r>
+      <w:r>
+        <w:rPr>
+          <w:rStyle w:val="VerbatimChar"/>
+        </w:rPr>
+        <w:t xml:space="preserve">$time</w:t>
+      </w:r>
+      <w:r>
+        <w:br/>
+      </w:r>
+      <w:r>
+        <w:rPr>
+          <w:rStyle w:val="VerbatimChar"/>
+        </w:rPr>
+        <w:t xml:space="preserve">[1] FALSE</w:t>
+      </w:r>
+    </w:p>
+    <w:bookmarkEnd w:id="27"/>
+    <w:bookmarkStart w:id="28" w:name="fetch-data"/>
+    <w:p>
+      <w:pPr>
+        <w:pStyle w:val="Heading2"/>
+      </w:pPr>
+      <w:r>
+        <w:t xml:space="preserve">6 Fetch data</w:t>
       </w:r>
     </w:p>
     <w:p>
@@ -1786,6 +1451,353 @@
         <w:numPr>
           <w:ilvl w:val="0"/>
           <w:numId w:val="1008"/>
+        </w:numPr>
+      </w:pPr>
+      <w:r>
+        <w:t xml:space="preserve">Set: Key-value pair (as R list object) &amp; Url to the database</w:t>
+      </w:r>
+    </w:p>
+    <w:p>
+      <w:pPr>
+        <w:pStyle w:val="Compact"/>
+        <w:numPr>
+          <w:ilvl w:val="0"/>
+          <w:numId w:val="1008"/>
+        </w:numPr>
+      </w:pPr>
+      <w:r>
+        <w:t xml:space="preserve">Wildcard operator</w:t>
+      </w:r>
+      <w:r>
+        <w:t xml:space="preserve"> </w:t>
+      </w:r>
+      <w:r>
+        <w:rPr>
+          <w:rStyle w:val="VerbatimChar"/>
+        </w:rPr>
+        <w:t xml:space="preserve">*</w:t>
+      </w:r>
+      <w:r>
+        <w:t xml:space="preserve"> </w:t>
+      </w:r>
+      <w:r>
+        <w:t xml:space="preserve">to select all values</w:t>
+      </w:r>
+    </w:p>
+    <w:p>
+      <w:pPr>
+        <w:pStyle w:val="SourceCode"/>
+      </w:pPr>
+      <w:r>
+        <w:rPr>
+          <w:rStyle w:val="NormalTok"/>
+        </w:rPr>
+        <w:t xml:space="preserve">px_query_list1 </w:t>
+      </w:r>
+      <w:r>
+        <w:rPr>
+          <w:rStyle w:val="OtherTok"/>
+        </w:rPr>
+        <w:t xml:space="preserve">&lt;-</w:t>
+      </w:r>
+      <w:r>
+        <w:rPr>
+          <w:rStyle w:val="NormalTok"/>
+        </w:rPr>
+        <w:t xml:space="preserve"> </w:t>
+      </w:r>
+      <w:r>
+        <w:rPr>
+          <w:rStyle w:val="FunctionTok"/>
+        </w:rPr>
+        <w:t xml:space="preserve">list</w:t>
+      </w:r>
+      <w:r>
+        <w:rPr>
+          <w:rStyle w:val="NormalTok"/>
+        </w:rPr>
+        <w:t xml:space="preserve">(</w:t>
+      </w:r>
+      <w:r>
+        <w:br/>
+      </w:r>
+      <w:r>
+        <w:rPr>
+          <w:rStyle w:val="NormalTok"/>
+        </w:rPr>
+        <w:t xml:space="preserve">  </w:t>
+      </w:r>
+      <w:r>
+        <w:rPr>
+          <w:rStyle w:val="StringTok"/>
+        </w:rPr>
+        <w:t xml:space="preserve">"Näitaja"</w:t>
+      </w:r>
+      <w:r>
+        <w:rPr>
+          <w:rStyle w:val="NormalTok"/>
+        </w:rPr>
+        <w:t xml:space="preserve"> </w:t>
+      </w:r>
+      <w:r>
+        <w:rPr>
+          <w:rStyle w:val="OtherTok"/>
+        </w:rPr>
+        <w:t xml:space="preserve">=</w:t>
+      </w:r>
+      <w:r>
+        <w:rPr>
+          <w:rStyle w:val="NormalTok"/>
+        </w:rPr>
+        <w:t xml:space="preserve"> </w:t>
+      </w:r>
+      <w:r>
+        <w:rPr>
+          <w:rStyle w:val="FunctionTok"/>
+        </w:rPr>
+        <w:t xml:space="preserve">c</w:t>
+      </w:r>
+      <w:r>
+        <w:rPr>
+          <w:rStyle w:val="NormalTok"/>
+        </w:rPr>
+        <w:t xml:space="preserve">(</w:t>
+      </w:r>
+      <w:r>
+        <w:rPr>
+          <w:rStyle w:val="StringTok"/>
+        </w:rPr>
+        <w:t xml:space="preserve">"GR_W_D1"</w:t>
+      </w:r>
+      <w:r>
+        <w:rPr>
+          <w:rStyle w:val="NormalTok"/>
+        </w:rPr>
+        <w:t xml:space="preserve">, </w:t>
+      </w:r>
+      <w:r>
+        <w:rPr>
+          <w:rStyle w:val="StringTok"/>
+        </w:rPr>
+        <w:t xml:space="preserve">"GR_W_D5"</w:t>
+      </w:r>
+      <w:r>
+        <w:rPr>
+          <w:rStyle w:val="NormalTok"/>
+        </w:rPr>
+        <w:t xml:space="preserve">, </w:t>
+      </w:r>
+      <w:r>
+        <w:rPr>
+          <w:rStyle w:val="StringTok"/>
+        </w:rPr>
+        <w:t xml:space="preserve">"GR_W_D9"</w:t>
+      </w:r>
+      <w:r>
+        <w:rPr>
+          <w:rStyle w:val="NormalTok"/>
+        </w:rPr>
+        <w:t xml:space="preserve">),</w:t>
+      </w:r>
+      <w:r>
+        <w:br/>
+      </w:r>
+      <w:r>
+        <w:rPr>
+          <w:rStyle w:val="NormalTok"/>
+        </w:rPr>
+        <w:t xml:space="preserve">  </w:t>
+      </w:r>
+      <w:r>
+        <w:rPr>
+          <w:rStyle w:val="StringTok"/>
+        </w:rPr>
+        <w:t xml:space="preserve">"Tegevusala"</w:t>
+      </w:r>
+      <w:r>
+        <w:rPr>
+          <w:rStyle w:val="NormalTok"/>
+        </w:rPr>
+        <w:t xml:space="preserve"> </w:t>
+      </w:r>
+      <w:r>
+        <w:rPr>
+          <w:rStyle w:val="OtherTok"/>
+        </w:rPr>
+        <w:t xml:space="preserve">=</w:t>
+      </w:r>
+      <w:r>
+        <w:rPr>
+          <w:rStyle w:val="NormalTok"/>
+        </w:rPr>
+        <w:t xml:space="preserve"> </w:t>
+      </w:r>
+      <w:r>
+        <w:rPr>
+          <w:rStyle w:val="StringTok"/>
+        </w:rPr>
+        <w:t xml:space="preserve">"*"</w:t>
+      </w:r>
+      <w:r>
+        <w:rPr>
+          <w:rStyle w:val="NormalTok"/>
+        </w:rPr>
+        <w:t xml:space="preserve">,</w:t>
+      </w:r>
+      <w:r>
+        <w:br/>
+      </w:r>
+      <w:r>
+        <w:rPr>
+          <w:rStyle w:val="NormalTok"/>
+        </w:rPr>
+        <w:t xml:space="preserve">  </w:t>
+      </w:r>
+      <w:r>
+        <w:rPr>
+          <w:rStyle w:val="StringTok"/>
+        </w:rPr>
+        <w:t xml:space="preserve">"Vaatlusperiood"</w:t>
+      </w:r>
+      <w:r>
+        <w:rPr>
+          <w:rStyle w:val="NormalTok"/>
+        </w:rPr>
+        <w:t xml:space="preserve"> </w:t>
+      </w:r>
+      <w:r>
+        <w:rPr>
+          <w:rStyle w:val="OtherTok"/>
+        </w:rPr>
+        <w:t xml:space="preserve">=</w:t>
+      </w:r>
+      <w:r>
+        <w:rPr>
+          <w:rStyle w:val="NormalTok"/>
+        </w:rPr>
+        <w:t xml:space="preserve"> </w:t>
+      </w:r>
+      <w:r>
+        <w:rPr>
+          <w:rStyle w:val="StringTok"/>
+        </w:rPr>
+        <w:t xml:space="preserve">"*"</w:t>
+      </w:r>
+      <w:r>
+        <w:br/>
+      </w:r>
+      <w:r>
+        <w:rPr>
+          <w:rStyle w:val="NormalTok"/>
+        </w:rPr>
+        <w:t xml:space="preserve">)</w:t>
+      </w:r>
+      <w:r>
+        <w:br/>
+      </w:r>
+      <w:r>
+        <w:br/>
+      </w:r>
+      <w:r>
+        <w:rPr>
+          <w:rStyle w:val="NormalTok"/>
+        </w:rPr>
+        <w:t xml:space="preserve">pa111 </w:t>
+      </w:r>
+      <w:r>
+        <w:rPr>
+          <w:rStyle w:val="OtherTok"/>
+        </w:rPr>
+        <w:t xml:space="preserve">&lt;-</w:t>
+      </w:r>
+      <w:r>
+        <w:rPr>
+          <w:rStyle w:val="NormalTok"/>
+        </w:rPr>
+        <w:t xml:space="preserve"> </w:t>
+      </w:r>
+      <w:r>
+        <w:rPr>
+          <w:rStyle w:val="FunctionTok"/>
+        </w:rPr>
+        <w:t xml:space="preserve">pxweb_get</w:t>
+      </w:r>
+      <w:r>
+        <w:rPr>
+          <w:rStyle w:val="NormalTok"/>
+        </w:rPr>
+        <w:t xml:space="preserve">(</w:t>
+      </w:r>
+      <w:r>
+        <w:br/>
+      </w:r>
+      <w:r>
+        <w:rPr>
+          <w:rStyle w:val="NormalTok"/>
+        </w:rPr>
+        <w:t xml:space="preserve">  </w:t>
+      </w:r>
+      <w:r>
+        <w:rPr>
+          <w:rStyle w:val="AttributeTok"/>
+        </w:rPr>
+        <w:t xml:space="preserve">url =</w:t>
+      </w:r>
+      <w:r>
+        <w:rPr>
+          <w:rStyle w:val="NormalTok"/>
+        </w:rPr>
+        <w:t xml:space="preserve"> </w:t>
+      </w:r>
+      <w:r>
+        <w:rPr>
+          <w:rStyle w:val="StringTok"/>
+        </w:rPr>
+        <w:t xml:space="preserve">"https://andmed.stat.ee/api/v1/en/stat/PA111"</w:t>
+      </w:r>
+      <w:r>
+        <w:rPr>
+          <w:rStyle w:val="NormalTok"/>
+        </w:rPr>
+        <w:t xml:space="preserve">,</w:t>
+      </w:r>
+      <w:r>
+        <w:br/>
+      </w:r>
+      <w:r>
+        <w:rPr>
+          <w:rStyle w:val="NormalTok"/>
+        </w:rPr>
+        <w:t xml:space="preserve">  </w:t>
+      </w:r>
+      <w:r>
+        <w:rPr>
+          <w:rStyle w:val="AttributeTok"/>
+        </w:rPr>
+        <w:t xml:space="preserve">query =</w:t>
+      </w:r>
+      <w:r>
+        <w:rPr>
+          <w:rStyle w:val="NormalTok"/>
+        </w:rPr>
+        <w:t xml:space="preserve"> px_query_list1</w:t>
+      </w:r>
+      <w:r>
+        <w:br/>
+      </w:r>
+      <w:r>
+        <w:rPr>
+          <w:rStyle w:val="NormalTok"/>
+        </w:rPr>
+        <w:t xml:space="preserve">)</w:t>
+      </w:r>
+    </w:p>
+    <w:p>
+      <w:pPr>
+        <w:pStyle w:val="Compact"/>
+        <w:numPr>
+          <w:ilvl w:val="0"/>
+          <w:numId w:val="1009"/>
         </w:numPr>
       </w:pPr>
       <w:r>
@@ -3556,6 +3568,9 @@
     <w:abstractNumId w:val="991"/>
   </w:num>
   <w:num w:numId="1005">
+    <w:abstractNumId w:val="991"/>
+  </w:num>
+  <w:num w:numId="1006">
     <w:abstractNumId w:val="99411"/>
     <w:lvlOverride w:ilvl="0">
       <w:startOverride w:val="1"/>
@@ -3585,13 +3600,13 @@
       <w:startOverride w:val="1"/>
     </w:lvlOverride>
   </w:num>
-  <w:num w:numId="1006">
-    <w:abstractNumId w:val="991"/>
-  </w:num>
   <w:num w:numId="1007">
     <w:abstractNumId w:val="991"/>
   </w:num>
   <w:num w:numId="1008">
+    <w:abstractNumId w:val="991"/>
+  </w:num>
+  <w:num w:numId="1009">
     <w:abstractNumId w:val="991"/>
   </w:num>
 </w:numbering>
